--- a/notes/Руководство_пользователя.docx
+++ b/notes/Руководство_пользователя.docx
@@ -33,6 +33,7 @@
           <w:numId w:val="0"/>
         </w:numPr>
         <w:bidi w:val="0"/>
+        <w:ind w:hanging="0" w:start="0"/>
         <w:jc w:val="start"/>
         <w:rPr/>
       </w:pPr>
@@ -52,6 +53,7 @@
           <w:pPr>
             <w:pStyle w:val="TOCHeading"/>
             <w:bidi w:val="0"/>
+            <w:spacing w:before="0" w:after="120"/>
             <w:jc w:val="start"/>
             <w:rPr/>
           </w:pPr>
@@ -89,16 +91,17 @@
             </w:rPr>
             <w:fldChar w:fldCharType="separate"/>
           </w:r>
-          <w:hyperlink w:anchor="__RefHeading___Toc4_591825795" w:tooltip="1. Назначение">
-            <w:r>
-              <w:rPr>
-                <w:rStyle w:val="Style13"/>
-              </w:rPr>
-              <w:t>1. Назначение</w:t>
-              <w:tab/>
-              <w:t>3</w:t>
-            </w:r>
-          </w:hyperlink>
+          <w:r>
+            <w:rPr>
+              <w:rStyle w:val="Style13"/>
+            </w:rPr>
+            <w:t>1. Назначение</w:t>
+          </w:r>
+          <w:r>
+            <w:rPr/>
+            <w:tab/>
+            <w:t>3</w:t>
+          </w:r>
         </w:p>
         <w:p>
           <w:pPr>
@@ -111,16 +114,12 @@
             <w:jc w:val="start"/>
             <w:rPr/>
           </w:pPr>
-          <w:hyperlink w:anchor="__RefHeading___Toc6_591825795" w:tooltip="2. Системные требования">
-            <w:r>
-              <w:rPr>
-                <w:rStyle w:val="Style13"/>
-              </w:rPr>
-              <w:t>2. Системные требования</w:t>
-              <w:tab/>
-              <w:t>3</w:t>
-            </w:r>
-          </w:hyperlink>
+          <w:r>
+            <w:rPr/>
+            <w:t>2. Системные требования</w:t>
+            <w:tab/>
+            <w:t>3</w:t>
+          </w:r>
         </w:p>
         <w:p>
           <w:pPr>
@@ -133,16 +132,12 @@
             <w:jc w:val="start"/>
             <w:rPr/>
           </w:pPr>
-          <w:hyperlink w:anchor="__RefHeading___Toc8_591825795" w:tooltip="3. Инструкция по установке и запуску">
-            <w:r>
-              <w:rPr>
-                <w:rStyle w:val="Style13"/>
-              </w:rPr>
-              <w:t>3. Инструкция по установке и запуску</w:t>
-              <w:tab/>
-              <w:t>3</w:t>
-            </w:r>
-          </w:hyperlink>
+          <w:r>
+            <w:rPr/>
+            <w:t>3. Инструкция по установке и запуску</w:t>
+            <w:tab/>
+            <w:t>3</w:t>
+          </w:r>
         </w:p>
         <w:p>
           <w:pPr>
@@ -155,20 +150,14 @@
             <w:jc w:val="start"/>
             <w:rPr/>
           </w:pPr>
-          <w:hyperlink w:anchor="__RefHeading___Toc10_591825795" w:tooltip="4. Описание интерфейса">
-            <w:r>
-              <w:rPr>
-                <w:rStyle w:val="Style13"/>
-              </w:rPr>
-              <w:t>4. Описание интерфейса</w:t>
-              <w:tab/>
-              <w:t>3</w:t>
-            </w:r>
-          </w:hyperlink>
           <w:r>
-            <w:rPr>
-              <w:rStyle w:val="Style13"/>
-            </w:rPr>
+            <w:rPr/>
+            <w:t>4. Описание интерфейса</w:t>
+            <w:tab/>
+            <w:t>3</w:t>
+          </w:r>
+          <w:r>
+            <w:rPr/>
             <w:fldChar w:fldCharType="end"/>
           </w:r>
         </w:p>
@@ -182,24 +171,30 @@
           <w:numId w:val="0"/>
         </w:numPr>
         <w:bidi w:val="0"/>
-        <w:jc w:val="start"/>
-        <w:rPr/>
-      </w:pPr>
-      <w:r>
-        <w:rPr/>
-      </w:r>
-      <w:r>
-        <w:br w:type="page"/>
-      </w:r>
-    </w:p>
-    <w:p>
-      <w:pPr>
-        <w:pStyle w:val="Heading1"/>
-        <w:bidi w:val="0"/>
         <w:ind w:hanging="0" w:start="0"/>
         <w:jc w:val="start"/>
         <w:rPr/>
       </w:pPr>
+      <w:r>
+        <w:rPr/>
+      </w:r>
+      <w:r>
+        <w:br w:type="page"/>
+      </w:r>
+    </w:p>
+    <w:p>
+      <w:pPr>
+        <w:pStyle w:val="Heading1"/>
+        <w:numPr>
+          <w:ilvl w:val="0"/>
+          <w:numId w:val="1"/>
+        </w:numPr>
+        <w:bidi w:val="0"/>
+        <w:spacing w:before="0" w:after="120"/>
+        <w:ind w:hanging="0" w:start="0"/>
+        <w:jc w:val="start"/>
+        <w:rPr/>
+      </w:pPr>
       <w:bookmarkStart w:id="0" w:name="__RefHeading___Toc4_591825795"/>
       <w:bookmarkEnd w:id="0"/>
       <w:r>
@@ -222,6 +217,10 @@
     <w:p>
       <w:pPr>
         <w:pStyle w:val="Heading1"/>
+        <w:numPr>
+          <w:ilvl w:val="0"/>
+          <w:numId w:val="1"/>
+        </w:numPr>
         <w:bidi w:val="0"/>
         <w:ind w:hanging="0" w:start="0"/>
         <w:jc w:val="start"/>
@@ -248,14 +247,14 @@
         </w:tblCellMar>
       </w:tblPr>
       <w:tblGrid>
-        <w:gridCol w:w="4819"/>
-        <w:gridCol w:w="4819"/>
+        <w:gridCol w:w="4818"/>
+        <w:gridCol w:w="4820"/>
       </w:tblGrid>
       <w:tr>
         <w:trPr/>
         <w:tc>
           <w:tcPr>
-            <w:tcW w:w="4819" w:type="dxa"/>
+            <w:tcW w:w="4818" w:type="dxa"/>
             <w:tcBorders/>
           </w:tcPr>
           <w:p>
@@ -273,7 +272,7 @@
         </w:tc>
         <w:tc>
           <w:tcPr>
-            <w:tcW w:w="4819" w:type="dxa"/>
+            <w:tcW w:w="4820" w:type="dxa"/>
             <w:tcBorders/>
           </w:tcPr>
           <w:p>
@@ -294,7 +293,7 @@
         <w:trPr/>
         <w:tc>
           <w:tcPr>
-            <w:tcW w:w="4819" w:type="dxa"/>
+            <w:tcW w:w="4818" w:type="dxa"/>
             <w:tcBorders/>
           </w:tcPr>
           <w:p>
@@ -312,7 +311,7 @@
         </w:tc>
         <w:tc>
           <w:tcPr>
-            <w:tcW w:w="4819" w:type="dxa"/>
+            <w:tcW w:w="4820" w:type="dxa"/>
             <w:tcBorders/>
           </w:tcPr>
           <w:p>
@@ -333,7 +332,7 @@
         <w:trPr/>
         <w:tc>
           <w:tcPr>
-            <w:tcW w:w="4819" w:type="dxa"/>
+            <w:tcW w:w="4818" w:type="dxa"/>
             <w:tcBorders/>
           </w:tcPr>
           <w:p>
@@ -351,7 +350,7 @@
         </w:tc>
         <w:tc>
           <w:tcPr>
-            <w:tcW w:w="4819" w:type="dxa"/>
+            <w:tcW w:w="4820" w:type="dxa"/>
             <w:tcBorders/>
           </w:tcPr>
           <w:p>
@@ -376,7 +375,7 @@
         <w:trPr/>
         <w:tc>
           <w:tcPr>
-            <w:tcW w:w="4819" w:type="dxa"/>
+            <w:tcW w:w="4818" w:type="dxa"/>
             <w:tcBorders/>
           </w:tcPr>
           <w:p>
@@ -394,7 +393,7 @@
         </w:tc>
         <w:tc>
           <w:tcPr>
-            <w:tcW w:w="4819" w:type="dxa"/>
+            <w:tcW w:w="4820" w:type="dxa"/>
             <w:tcBorders/>
           </w:tcPr>
           <w:p>
@@ -406,11 +405,7 @@
             </w:pPr>
             <w:r>
               <w:rPr/>
-              <w:t xml:space="preserve">10 </w:t>
-            </w:r>
-            <w:r>
-              <w:rPr/>
-              <w:t>МБ</w:t>
+              <w:t>10 МБ</w:t>
             </w:r>
           </w:p>
         </w:tc>
@@ -419,7 +414,7 @@
         <w:trPr/>
         <w:tc>
           <w:tcPr>
-            <w:tcW w:w="4819" w:type="dxa"/>
+            <w:tcW w:w="4818" w:type="dxa"/>
             <w:tcBorders/>
           </w:tcPr>
           <w:p>
@@ -437,7 +432,7 @@
         </w:tc>
         <w:tc>
           <w:tcPr>
-            <w:tcW w:w="4819" w:type="dxa"/>
+            <w:tcW w:w="4820" w:type="dxa"/>
             <w:tcBorders/>
           </w:tcPr>
           <w:p>
@@ -462,7 +457,7 @@
         <w:trPr/>
         <w:tc>
           <w:tcPr>
-            <w:tcW w:w="4819" w:type="dxa"/>
+            <w:tcW w:w="4818" w:type="dxa"/>
             <w:tcBorders/>
           </w:tcPr>
           <w:p>
@@ -480,7 +475,7 @@
         </w:tc>
         <w:tc>
           <w:tcPr>
-            <w:tcW w:w="4819" w:type="dxa"/>
+            <w:tcW w:w="4820" w:type="dxa"/>
             <w:tcBorders/>
           </w:tcPr>
           <w:p>
@@ -533,8 +528,20 @@
         <w:rPr/>
       </w:pPr>
       <w:r>
-        <w:rPr/>
-        <w:t>apimoex // API Московской биржи</w:t>
+        <w:rPr>
+          <w:shd w:fill="DDDDDD" w:val="clear"/>
+        </w:rPr>
+        <w:t xml:space="preserve">apimoex </w:t>
+      </w:r>
+      <w:r>
+        <w:rPr>
+          <w:shd w:fill="DDDDDD" w:val="clear"/>
+        </w:rPr>
+        <w:t>= 1.5.0</w:t>
+      </w:r>
+      <w:r>
+        <w:rPr/>
+        <w:t xml:space="preserve"> // API Московской биржи</w:t>
       </w:r>
     </w:p>
     <w:p>
@@ -549,8 +556,20 @@
         <w:rPr/>
       </w:pPr>
       <w:r>
-        <w:rPr/>
-        <w:t>matplotlib // Построение графиков</w:t>
+        <w:rPr>
+          <w:shd w:fill="DDDDDD" w:val="clear"/>
+        </w:rPr>
+        <w:t xml:space="preserve">matplotlib </w:t>
+      </w:r>
+      <w:r>
+        <w:rPr>
+          <w:shd w:fill="DDDDDD" w:val="clear"/>
+        </w:rPr>
+        <w:t>= 3.11.0</w:t>
+      </w:r>
+      <w:r>
+        <w:rPr/>
+        <w:t xml:space="preserve"> // Построение графиков</w:t>
       </w:r>
     </w:p>
     <w:p>
@@ -565,8 +584,20 @@
         <w:rPr/>
       </w:pPr>
       <w:r>
-        <w:rPr/>
-        <w:t>mplfinance // Построение свечных графиков</w:t>
+        <w:rPr>
+          <w:shd w:fill="DDDDDD" w:val="clear"/>
+        </w:rPr>
+        <w:t xml:space="preserve">mplfinance </w:t>
+      </w:r>
+      <w:r>
+        <w:rPr>
+          <w:shd w:fill="DDDDDD" w:val="clear"/>
+        </w:rPr>
+        <w:t>= 0.12.10b0</w:t>
+      </w:r>
+      <w:r>
+        <w:rPr/>
+        <w:t xml:space="preserve"> // Построение свечных графиков</w:t>
       </w:r>
     </w:p>
     <w:p>
@@ -581,8 +612,20 @@
         <w:rPr/>
       </w:pPr>
       <w:r>
-        <w:rPr/>
-        <w:t>numpy // Работа с данными</w:t>
+        <w:rPr>
+          <w:shd w:fill="DDDDDD" w:val="clear"/>
+        </w:rPr>
+        <w:t xml:space="preserve">numpy </w:t>
+      </w:r>
+      <w:r>
+        <w:rPr>
+          <w:shd w:fill="DDDDDD" w:val="clear"/>
+        </w:rPr>
+        <w:t>= 2.4.6</w:t>
+      </w:r>
+      <w:r>
+        <w:rPr/>
+        <w:t xml:space="preserve"> // Работа с данными</w:t>
       </w:r>
     </w:p>
     <w:p>
@@ -597,8 +640,20 @@
         <w:rPr/>
       </w:pPr>
       <w:r>
-        <w:rPr/>
-        <w:t>pandas // Работа с таблицами</w:t>
+        <w:rPr>
+          <w:shd w:fill="DDDDDD" w:val="clear"/>
+        </w:rPr>
+        <w:t xml:space="preserve">pandas </w:t>
+      </w:r>
+      <w:r>
+        <w:rPr>
+          <w:shd w:fill="DDDDDD" w:val="clear"/>
+        </w:rPr>
+        <w:t>= 3.0.3</w:t>
+      </w:r>
+      <w:r>
+        <w:rPr/>
+        <w:t xml:space="preserve"> // Работа с таблицами</w:t>
       </w:r>
     </w:p>
     <w:p>
@@ -613,8 +668,20 @@
         <w:rPr/>
       </w:pPr>
       <w:r>
-        <w:rPr/>
-        <w:t>requests // Выполнение HTTP-запросов</w:t>
+        <w:rPr>
+          <w:shd w:fill="DDDDDD" w:val="clear"/>
+        </w:rPr>
+        <w:t xml:space="preserve">requests </w:t>
+      </w:r>
+      <w:r>
+        <w:rPr>
+          <w:shd w:fill="DDDDDD" w:val="clear"/>
+        </w:rPr>
+        <w:t>= 2.34.2</w:t>
+      </w:r>
+      <w:r>
+        <w:rPr/>
+        <w:t xml:space="preserve"> // Выполнение HTTP-запросов</w:t>
       </w:r>
     </w:p>
     <w:p>
@@ -629,13 +696,29 @@
         <w:rPr/>
       </w:pPr>
       <w:r>
-        <w:rPr/>
-        <w:t>yfinance // Получение котировок акций (Yahoo finance)</w:t>
+        <w:rPr>
+          <w:shd w:fill="DDDDDD" w:val="clear"/>
+        </w:rPr>
+        <w:t xml:space="preserve">yfinance </w:t>
+      </w:r>
+      <w:r>
+        <w:rPr>
+          <w:shd w:fill="DDDDDD" w:val="clear"/>
+        </w:rPr>
+        <w:t>= 1.4.1</w:t>
+      </w:r>
+      <w:r>
+        <w:rPr/>
+        <w:t xml:space="preserve"> // Получение котировок акций (Yahoo finance)</w:t>
       </w:r>
     </w:p>
     <w:p>
       <w:pPr>
         <w:pStyle w:val="Heading1"/>
+        <w:numPr>
+          <w:ilvl w:val="0"/>
+          <w:numId w:val="0"/>
+        </w:numPr>
         <w:bidi w:val="0"/>
         <w:ind w:hanging="0" w:start="0"/>
         <w:jc w:val="start"/>
@@ -703,15 +786,7 @@
       </w:pPr>
       <w:r>
         <w:rPr/>
-        <w:t>Далее переходим</w:t>
-      </w:r>
-      <w:r>
-        <w:rPr/>
-        <w:t xml:space="preserve"> в папку проекта и </w:t>
-      </w:r>
-      <w:r>
-        <w:rPr/>
-        <w:t>устанавливаем зависимости зависимости:</w:t>
+        <w:t>Далее переходим в папку проекта и устанавливаем зависимости зависимости:</w:t>
       </w:r>
     </w:p>
     <w:p>
@@ -782,6 +857,10 @@
     <w:p>
       <w:pPr>
         <w:pStyle w:val="Heading1"/>
+        <w:numPr>
+          <w:ilvl w:val="0"/>
+          <w:numId w:val="1"/>
+        </w:numPr>
         <w:bidi w:val="0"/>
         <w:ind w:hanging="0" w:start="0"/>
         <w:jc w:val="start"/>
@@ -872,11 +951,7 @@
       </w:pPr>
       <w:r>
         <w:rPr/>
-        <w:t xml:space="preserve">При двойном нажатии на строку с тикером загружаются котировки и запусткается анализ. Далее открывается вкладка «График и аномалии». Слева на ней находится панель настроек детектора, </w:t>
-      </w:r>
-      <w:r>
-        <w:rPr/>
-        <w:t>справа — график и список аномалий. График состоит из двух частей, сверху — свечной график, снизу — столбчатая диаграмма с объёмами продаж.</w:t>
+        <w:t>При двойном нажатии на строку с тикером загружаются котировки и запусткается анализ. Далее открывается вкладка «График и аномалии». Слева на ней находится панель настроек детектора, справа — график и список аномалий. График состоит из двух частей, сверху — свечной график, снизу — столбчатая диаграмма с объёмами продаж.</w:t>
       </w:r>
     </w:p>
     <w:p>
@@ -1135,6 +1210,7 @@
       <w:pgNumType w:fmt="decimal"/>
       <w:formProt w:val="false"/>
       <w:textDirection w:val="lrTb"/>
+      <w:docGrid w:type="default" w:linePitch="100" w:charSpace="0"/>
     </w:sectPr>
   </w:body>
 </w:document>
@@ -1146,7 +1222,6 @@
     <w:lvl w:ilvl="0">
       <w:start w:val="1"/>
       <w:numFmt w:val="none"/>
-      <w:pStyle w:val="Heading1"/>
       <w:suff w:val="nothing"/>
       <w:lvlText w:val=""/>
       <w:lvlJc w:val="start"/>
@@ -1156,6 +1231,7 @@
         </w:tabs>
         <w:ind w:start="0" w:hanging="0"/>
       </w:pPr>
+      <w:rPr/>
     </w:lvl>
     <w:lvl w:ilvl="1">
       <w:start w:val="1"/>
@@ -1169,6 +1245,7 @@
         </w:tabs>
         <w:ind w:start="0" w:hanging="0"/>
       </w:pPr>
+      <w:rPr/>
     </w:lvl>
     <w:lvl w:ilvl="2">
       <w:start w:val="1"/>
@@ -1182,6 +1259,7 @@
         </w:tabs>
         <w:ind w:start="0" w:hanging="0"/>
       </w:pPr>
+      <w:rPr/>
     </w:lvl>
     <w:lvl w:ilvl="3">
       <w:start w:val="1"/>
@@ -1195,6 +1273,7 @@
         </w:tabs>
         <w:ind w:start="0" w:hanging="0"/>
       </w:pPr>
+      <w:rPr/>
     </w:lvl>
     <w:lvl w:ilvl="4">
       <w:start w:val="1"/>
@@ -1208,6 +1287,7 @@
         </w:tabs>
         <w:ind w:start="0" w:hanging="0"/>
       </w:pPr>
+      <w:rPr/>
     </w:lvl>
     <w:lvl w:ilvl="5">
       <w:start w:val="1"/>
@@ -1221,6 +1301,7 @@
         </w:tabs>
         <w:ind w:start="0" w:hanging="0"/>
       </w:pPr>
+      <w:rPr/>
     </w:lvl>
     <w:lvl w:ilvl="6">
       <w:start w:val="1"/>
@@ -1234,6 +1315,7 @@
         </w:tabs>
         <w:ind w:start="0" w:hanging="0"/>
       </w:pPr>
+      <w:rPr/>
     </w:lvl>
     <w:lvl w:ilvl="7">
       <w:start w:val="1"/>
@@ -1247,6 +1329,7 @@
         </w:tabs>
         <w:ind w:start="0" w:hanging="0"/>
       </w:pPr>
+      <w:rPr/>
     </w:lvl>
     <w:lvl w:ilvl="8">
       <w:start w:val="1"/>
@@ -1260,6 +1343,7 @@
         </w:tabs>
         <w:ind w:start="0" w:hanging="0"/>
       </w:pPr>
+      <w:rPr/>
     </w:lvl>
   </w:abstractNum>
   <w:abstractNum w:abstractNumId="2">
@@ -1397,6 +1481,125 @@
       <w:rPr>
         <w:rFonts w:ascii="OpenSymbol" w:hAnsi="OpenSymbol" w:cs="OpenSymbol" w:hint="default"/>
       </w:rPr>
+    </w:lvl>
+  </w:abstractNum>
+  <w:abstractNum w:abstractNumId="3">
+    <w:lvl w:ilvl="0">
+      <w:start w:val="1"/>
+      <w:numFmt w:val="none"/>
+      <w:suff w:val="nothing"/>
+      <w:lvlText w:val=""/>
+      <w:lvlJc w:val="start"/>
+      <w:pPr>
+        <w:tabs>
+          <w:tab w:val="num" w:pos="0"/>
+        </w:tabs>
+        <w:ind w:start="0" w:hanging="0"/>
+      </w:pPr>
+    </w:lvl>
+    <w:lvl w:ilvl="1">
+      <w:start w:val="1"/>
+      <w:numFmt w:val="none"/>
+      <w:suff w:val="nothing"/>
+      <w:lvlText w:val=""/>
+      <w:lvlJc w:val="start"/>
+      <w:pPr>
+        <w:tabs>
+          <w:tab w:val="num" w:pos="0"/>
+        </w:tabs>
+        <w:ind w:start="0" w:hanging="0"/>
+      </w:pPr>
+    </w:lvl>
+    <w:lvl w:ilvl="2">
+      <w:start w:val="1"/>
+      <w:numFmt w:val="none"/>
+      <w:suff w:val="nothing"/>
+      <w:lvlText w:val=""/>
+      <w:lvlJc w:val="start"/>
+      <w:pPr>
+        <w:tabs>
+          <w:tab w:val="num" w:pos="0"/>
+        </w:tabs>
+        <w:ind w:start="0" w:hanging="0"/>
+      </w:pPr>
+    </w:lvl>
+    <w:lvl w:ilvl="3">
+      <w:start w:val="1"/>
+      <w:numFmt w:val="none"/>
+      <w:suff w:val="nothing"/>
+      <w:lvlText w:val=""/>
+      <w:lvlJc w:val="start"/>
+      <w:pPr>
+        <w:tabs>
+          <w:tab w:val="num" w:pos="0"/>
+        </w:tabs>
+        <w:ind w:start="0" w:hanging="0"/>
+      </w:pPr>
+    </w:lvl>
+    <w:lvl w:ilvl="4">
+      <w:start w:val="1"/>
+      <w:numFmt w:val="none"/>
+      <w:suff w:val="nothing"/>
+      <w:lvlText w:val=""/>
+      <w:lvlJc w:val="start"/>
+      <w:pPr>
+        <w:tabs>
+          <w:tab w:val="num" w:pos="0"/>
+        </w:tabs>
+        <w:ind w:start="0" w:hanging="0"/>
+      </w:pPr>
+    </w:lvl>
+    <w:lvl w:ilvl="5">
+      <w:start w:val="1"/>
+      <w:numFmt w:val="none"/>
+      <w:suff w:val="nothing"/>
+      <w:lvlText w:val=""/>
+      <w:lvlJc w:val="start"/>
+      <w:pPr>
+        <w:tabs>
+          <w:tab w:val="num" w:pos="0"/>
+        </w:tabs>
+        <w:ind w:start="0" w:hanging="0"/>
+      </w:pPr>
+    </w:lvl>
+    <w:lvl w:ilvl="6">
+      <w:start w:val="1"/>
+      <w:numFmt w:val="none"/>
+      <w:suff w:val="nothing"/>
+      <w:lvlText w:val=""/>
+      <w:lvlJc w:val="start"/>
+      <w:pPr>
+        <w:tabs>
+          <w:tab w:val="num" w:pos="0"/>
+        </w:tabs>
+        <w:ind w:start="0" w:hanging="0"/>
+      </w:pPr>
+    </w:lvl>
+    <w:lvl w:ilvl="7">
+      <w:start w:val="1"/>
+      <w:numFmt w:val="none"/>
+      <w:suff w:val="nothing"/>
+      <w:lvlText w:val=""/>
+      <w:lvlJc w:val="start"/>
+      <w:pPr>
+        <w:tabs>
+          <w:tab w:val="num" w:pos="0"/>
+        </w:tabs>
+        <w:ind w:start="0" w:hanging="0"/>
+      </w:pPr>
+    </w:lvl>
+    <w:lvl w:ilvl="8">
+      <w:start w:val="1"/>
+      <w:numFmt w:val="none"/>
+      <w:suff w:val="nothing"/>
+      <w:lvlText w:val=""/>
+      <w:lvlJc w:val="start"/>
+      <w:pPr>
+        <w:tabs>
+          <w:tab w:val="num" w:pos="0"/>
+        </w:tabs>
+        <w:ind w:start="0" w:hanging="0"/>
+      </w:pPr>
     </w:lvl>
   </w:abstractNum>
   <w:num w:numId="1">
@@ -1404,6 +1607,9 @@
   </w:num>
   <w:num w:numId="2">
     <w:abstractNumId w:val="2"/>
+  </w:num>
+  <w:num w:numId="3">
+    <w:abstractNumId w:val="3"/>
   </w:num>
 </w:numbering>
 </file>
@@ -1422,7 +1628,6 @@
     </w:rPrDefault>
     <w:pPrDefault>
       <w:pPr>
-        <w:widowControl/>
         <w:suppressAutoHyphens w:val="true"/>
       </w:pPr>
     </w:pPrDefault>
@@ -1432,7 +1637,10 @@
     <w:qFormat/>
     <w:pPr>
       <w:widowControl/>
+      <w:suppressAutoHyphens w:val="true"/>
       <w:bidi w:val="0"/>
+      <w:spacing w:before="0" w:after="0"/>
+      <w:jc w:val="start"/>
     </w:pPr>
     <w:rPr>
       <w:rFonts w:ascii="Liberation Serif" w:hAnsi="Liberation Serif" w:eastAsia="Noto Serif CJK SC" w:cs="FreeSans"/>
@@ -1531,6 +1739,32 @@
   </w:style>
   <w:style w:type="paragraph" w:styleId="Style16">
     <w:name w:val="Указатель"/>
+    <w:basedOn w:val="Normal"/>
+    <w:qFormat/>
+    <w:pPr>
+      <w:suppressLineNumbers/>
+    </w:pPr>
+    <w:rPr>
+      <w:rFonts w:cs="FreeSans"/>
+    </w:rPr>
+  </w:style>
+  <w:style w:type="paragraph" w:styleId="user">
+    <w:name w:val="Заголовок (user)"/>
+    <w:basedOn w:val="Normal"/>
+    <w:next w:val="BodyText"/>
+    <w:qFormat/>
+    <w:pPr>
+      <w:keepNext w:val="true"/>
+      <w:spacing w:before="240" w:after="120"/>
+    </w:pPr>
+    <w:rPr>
+      <w:rFonts w:ascii="Liberation Sans" w:hAnsi="Liberation Sans" w:eastAsia="Noto Sans CJK SC" w:cs="FreeSans"/>
+      <w:sz w:val="28"/>
+      <w:szCs w:val="28"/>
+    </w:rPr>
+  </w:style>
+  <w:style w:type="paragraph" w:styleId="user1">
+    <w:name w:val="Указатель (user)"/>
     <w:basedOn w:val="Normal"/>
     <w:qFormat/>
     <w:pPr>

--- a/notes/Руководство_пользователя.docx
+++ b/notes/Руководство_пользователя.docx
@@ -4,37 +4,102 @@
   <w:body>
     <w:p>
       <w:pPr>
-        <w:pStyle w:val="Title"/>
+        <w:pStyle w:val="Normal"/>
+        <w:spacing w:before="2400" w:after="360"/>
+        <w:jc w:val="center"/>
+        <w:rPr/>
+      </w:pPr>
+      <w:r>
+        <w:rPr>
+          <w:rFonts w:eastAsia="Arial" w:cs="Arial" w:ascii="Arial" w:hAnsi="Arial"/>
+          <w:b/>
+          <w:bCs/>
+          <w:sz w:val="48"/>
+          <w:szCs w:val="48"/>
+        </w:rPr>
+        <w:t>РУКОВОДСТВО ПОЛЬЗОВАТЕЛЯ</w:t>
+      </w:r>
+    </w:p>
+    <w:p>
+      <w:pPr>
+        <w:pStyle w:val="Normal"/>
+        <w:spacing w:before="0" w:after="240"/>
+        <w:jc w:val="center"/>
+        <w:rPr/>
+      </w:pPr>
+      <w:r>
+        <w:rPr>
+          <w:rFonts w:eastAsia="Arial" w:cs="Arial" w:ascii="Arial" w:hAnsi="Arial"/>
+          <w:sz w:val="32"/>
+          <w:szCs w:val="32"/>
+        </w:rPr>
+        <w:t>Бот для отслеживания аномалий котировок акций</w:t>
+      </w:r>
+    </w:p>
+    <w:p>
+      <w:pPr>
+        <w:pStyle w:val="Normal"/>
+        <w:spacing w:before="0" w:after="2400"/>
+        <w:jc w:val="center"/>
+        <w:rPr/>
+      </w:pPr>
+      <w:r>
+        <w:rPr/>
+      </w:r>
+    </w:p>
+    <w:p>
+      <w:pPr>
+        <w:pStyle w:val="Normal"/>
+        <w:spacing w:before="0" w:after="120"/>
+        <w:jc w:val="center"/>
+        <w:rPr/>
+      </w:pPr>
+      <w:r>
+        <w:rPr>
+          <w:rFonts w:eastAsia="Arial" w:cs="Arial" w:ascii="Arial" w:hAnsi="Arial"/>
+          <w:sz w:val="22"/>
+          <w:szCs w:val="22"/>
+        </w:rPr>
+        <w:t>НИУ ВШЭ Санкт-Петербург</w:t>
+      </w:r>
+    </w:p>
+    <w:p>
+      <w:pPr>
+        <w:pStyle w:val="Normal"/>
+        <w:spacing w:before="0" w:after="120"/>
+        <w:jc w:val="center"/>
+        <w:rPr/>
+      </w:pPr>
+      <w:r>
+        <w:rPr>
+          <w:rFonts w:eastAsia="Arial" w:cs="Arial" w:ascii="Arial" w:hAnsi="Arial"/>
+          <w:sz w:val="22"/>
+          <w:szCs w:val="22"/>
+        </w:rPr>
+        <w:t>Курс «Проектный семинар: Python в науке о данных»</w:t>
+      </w:r>
+    </w:p>
+    <w:p>
+      <w:pPr>
+        <w:pStyle w:val="Normal"/>
+        <w:spacing w:before="0" w:after="120"/>
+        <w:jc w:val="center"/>
+        <w:rPr/>
+      </w:pPr>
+      <w:r>
+        <w:rPr>
+          <w:rFonts w:eastAsia="Arial" w:cs="Arial" w:ascii="Arial" w:hAnsi="Arial"/>
+          <w:sz w:val="22"/>
+          <w:szCs w:val="22"/>
+        </w:rPr>
+        <w:t>Санкт-Петербург, 2026</w:t>
+      </w:r>
+    </w:p>
+    <w:p>
+      <w:pPr>
+        <w:pStyle w:val="Normal"/>
         <w:bidi w:val="0"/>
         <w:spacing w:before="240" w:after="120"/>
-        <w:rPr/>
-      </w:pPr>
-      <w:r>
-        <w:rPr/>
-        <w:t xml:space="preserve">«Программный бот для отслеживания аномалий котировок акций» </w:t>
-      </w:r>
-    </w:p>
-    <w:p>
-      <w:pPr>
-        <w:pStyle w:val="Title"/>
-        <w:bidi w:val="0"/>
-        <w:rPr/>
-      </w:pPr>
-      <w:r>
-        <w:rPr/>
-        <w:t>Руководство пользователя</w:t>
-      </w:r>
-    </w:p>
-    <w:p>
-      <w:pPr>
-        <w:pStyle w:val="Heading1"/>
-        <w:numPr>
-          <w:ilvl w:val="0"/>
-          <w:numId w:val="0"/>
-        </w:numPr>
-        <w:bidi w:val="0"/>
-        <w:ind w:hanging="0" w:start="0"/>
-        <w:jc w:val="start"/>
         <w:rPr/>
       </w:pPr>
       <w:r>
@@ -81,19 +146,19 @@
           </w:r>
           <w:r>
             <w:rPr>
-              <w:rStyle w:val="Style13"/>
+              <w:rStyle w:val="Style12"/>
             </w:rPr>
             <w:instrText xml:space="preserve"> TOC \f \o "1-9" \h</w:instrText>
           </w:r>
           <w:r>
             <w:rPr>
-              <w:rStyle w:val="Style13"/>
+              <w:rStyle w:val="Style12"/>
             </w:rPr>
             <w:fldChar w:fldCharType="separate"/>
           </w:r>
           <w:r>
             <w:rPr>
-              <w:rStyle w:val="Style13"/>
+              <w:rStyle w:val="Style12"/>
             </w:rPr>
             <w:t>1. Назначение</w:t>
           </w:r>
@@ -187,7 +252,7 @@
         <w:pStyle w:val="Heading1"/>
         <w:numPr>
           <w:ilvl w:val="0"/>
-          <w:numId w:val="1"/>
+          <w:numId w:val="2"/>
         </w:numPr>
         <w:bidi w:val="0"/>
         <w:spacing w:before="0" w:after="120"/>
@@ -211,7 +276,115 @@
       </w:pPr>
       <w:r>
         <w:rPr/>
-        <w:t>Программа позволяет загрузить котировки акции за определенный период и отобразить их на свечном графике. Также доступно выявление аномалий с помощью трех методов (Z-Score, IQR и объёмно-ценовой метод).</w:t>
+        <w:t>Приложение позволяет загружать исторические котировки для выбранной акции и автоматически выявлять дни с аномальным поведением цен — резкие скачки, падения. Это позволяет пользователю внимательно изучать аномальные дни и проводить более серьезный анализ.</w:t>
+      </w:r>
+    </w:p>
+    <w:p>
+      <w:pPr>
+        <w:pStyle w:val="BodyText"/>
+        <w:bidi w:val="0"/>
+        <w:jc w:val="both"/>
+        <w:rPr/>
+      </w:pPr>
+      <w:r>
+        <w:rPr/>
+        <w:t>Ключевые возможности:</w:t>
+      </w:r>
+    </w:p>
+    <w:p>
+      <w:pPr>
+        <w:pStyle w:val="BodyText"/>
+        <w:numPr>
+          <w:ilvl w:val="0"/>
+          <w:numId w:val="4"/>
+        </w:numPr>
+        <w:bidi w:val="0"/>
+        <w:jc w:val="both"/>
+        <w:rPr/>
+      </w:pPr>
+      <w:r>
+        <w:rPr/>
+        <w:t>Сохранение списка интересующих пользователя акций (Московская биржа и Yahoo Finance).</w:t>
+      </w:r>
+    </w:p>
+    <w:p>
+      <w:pPr>
+        <w:pStyle w:val="BodyText"/>
+        <w:numPr>
+          <w:ilvl w:val="0"/>
+          <w:numId w:val="4"/>
+        </w:numPr>
+        <w:bidi w:val="0"/>
+        <w:jc w:val="both"/>
+        <w:rPr/>
+      </w:pPr>
+      <w:r>
+        <w:rPr/>
+        <w:t>Загрузка котировок акций за указанный период.</w:t>
+      </w:r>
+    </w:p>
+    <w:p>
+      <w:pPr>
+        <w:pStyle w:val="BodyText"/>
+        <w:numPr>
+          <w:ilvl w:val="0"/>
+          <w:numId w:val="4"/>
+        </w:numPr>
+        <w:bidi w:val="0"/>
+        <w:jc w:val="both"/>
+        <w:rPr/>
+      </w:pPr>
+      <w:r>
+        <w:rPr/>
+        <w:t>Визуализация цен на свечном графике и отображение объёмов продаж.</w:t>
+      </w:r>
+    </w:p>
+    <w:p>
+      <w:pPr>
+        <w:pStyle w:val="BodyText"/>
+        <w:numPr>
+          <w:ilvl w:val="0"/>
+          <w:numId w:val="4"/>
+        </w:numPr>
+        <w:bidi w:val="0"/>
+        <w:jc w:val="both"/>
+        <w:rPr/>
+      </w:pPr>
+      <w:r>
+        <w:rPr/>
+        <w:t>Поиск аномалий с помощью трех методов: Z-Score, IRQ, объёмно-ценовой.</w:t>
+      </w:r>
+    </w:p>
+    <w:p>
+      <w:pPr>
+        <w:pStyle w:val="BodyText"/>
+        <w:numPr>
+          <w:ilvl w:val="0"/>
+          <w:numId w:val="4"/>
+        </w:numPr>
+        <w:bidi w:val="0"/>
+        <w:jc w:val="both"/>
+        <w:rPr/>
+      </w:pPr>
+      <w:r>
+        <w:rPr/>
+        <w:t>Настройка чувствительности детектора.</w:t>
+      </w:r>
+    </w:p>
+    <w:p>
+      <w:pPr>
+        <w:pStyle w:val="BodyText"/>
+        <w:numPr>
+          <w:ilvl w:val="0"/>
+          <w:numId w:val="4"/>
+        </w:numPr>
+        <w:bidi w:val="0"/>
+        <w:jc w:val="both"/>
+        <w:rPr/>
+      </w:pPr>
+      <w:r>
+        <w:rPr/>
+        <w:t>Сохранение графиков и таблиц с котировками.</w:t>
       </w:r>
     </w:p>
     <w:p>
@@ -219,7 +392,7 @@
         <w:pStyle w:val="Heading1"/>
         <w:numPr>
           <w:ilvl w:val="0"/>
-          <w:numId w:val="1"/>
+          <w:numId w:val="2"/>
         </w:numPr>
         <w:bidi w:val="0"/>
         <w:ind w:hanging="0" w:start="0"/>
@@ -237,53 +410,116 @@
       <w:tblPr>
         <w:tblW w:w="5000" w:type="pct"/>
         <w:jc w:val="start"/>
-        <w:tblInd w:w="0" w:type="dxa"/>
+        <w:tblInd w:w="-5" w:type="dxa"/>
         <w:tblLayout w:type="fixed"/>
         <w:tblCellMar>
-          <w:top w:w="0" w:type="dxa"/>
-          <w:start w:w="0" w:type="dxa"/>
-          <w:bottom w:w="0" w:type="dxa"/>
-          <w:end w:w="0" w:type="dxa"/>
+          <w:top w:w="55" w:type="dxa"/>
+          <w:start w:w="55" w:type="dxa"/>
+          <w:bottom w:w="55" w:type="dxa"/>
+          <w:end w:w="55" w:type="dxa"/>
         </w:tblCellMar>
       </w:tblPr>
       <w:tblGrid>
-        <w:gridCol w:w="4818"/>
-        <w:gridCol w:w="4820"/>
+        <w:gridCol w:w="4816"/>
+        <w:gridCol w:w="4822"/>
       </w:tblGrid>
       <w:tr>
         <w:trPr/>
         <w:tc>
           <w:tcPr>
-            <w:tcW w:w="4818" w:type="dxa"/>
-            <w:tcBorders/>
+            <w:tcW w:w="4816" w:type="dxa"/>
+            <w:tcBorders>
+              <w:top w:val="single" w:sz="4" w:space="0" w:color="000000"/>
+              <w:start w:val="single" w:sz="4" w:space="0" w:color="000000"/>
+              <w:bottom w:val="single" w:sz="4" w:space="0" w:color="000000"/>
+            </w:tcBorders>
           </w:tcPr>
           <w:p>
             <w:pPr>
-              <w:pStyle w:val="Style17"/>
+              <w:pStyle w:val="Style16"/>
               <w:bidi w:val="0"/>
               <w:jc w:val="center"/>
-              <w:rPr/>
+              <w:rPr>
+                <w:rFonts w:ascii="Liberation Serif" w:hAnsi="Liberation Serif"/>
+                <w:b w:val="false"/>
+                <w:bCs w:val="false"/>
+                <w:i w:val="false"/>
+                <w:iCs w:val="false"/>
+                <w:strike w:val="false"/>
+                <w:dstrike w:val="false"/>
+                <w:outline w:val="false"/>
+                <w:shadow w:val="false"/>
+                <w:color w:val="auto"/>
+                <w:sz w:val="24"/>
+                <w:szCs w:val="24"/>
+                <w:u w:val="none"/>
+              </w:rPr>
             </w:pPr>
             <w:r>
-              <w:rPr/>
+              <w:rPr>
+                <w:b w:val="false"/>
+                <w:bCs w:val="false"/>
+                <w:i w:val="false"/>
+                <w:iCs w:val="false"/>
+                <w:strike w:val="false"/>
+                <w:dstrike w:val="false"/>
+                <w:outline w:val="false"/>
+                <w:shadow w:val="false"/>
+                <w:color w:val="auto"/>
+                <w:sz w:val="24"/>
+                <w:szCs w:val="24"/>
+                <w:u w:val="none"/>
+              </w:rPr>
               <w:t>Операционная система</w:t>
             </w:r>
           </w:p>
         </w:tc>
         <w:tc>
           <w:tcPr>
-            <w:tcW w:w="4820" w:type="dxa"/>
-            <w:tcBorders/>
+            <w:tcW w:w="4822" w:type="dxa"/>
+            <w:tcBorders>
+              <w:top w:val="single" w:sz="4" w:space="0" w:color="000000"/>
+              <w:start w:val="single" w:sz="4" w:space="0" w:color="000000"/>
+              <w:bottom w:val="single" w:sz="4" w:space="0" w:color="000000"/>
+              <w:end w:val="single" w:sz="4" w:space="0" w:color="000000"/>
+            </w:tcBorders>
           </w:tcPr>
           <w:p>
             <w:pPr>
-              <w:pStyle w:val="Style17"/>
+              <w:pStyle w:val="Style16"/>
               <w:bidi w:val="0"/>
               <w:jc w:val="center"/>
-              <w:rPr/>
+              <w:rPr>
+                <w:rFonts w:ascii="Liberation Serif" w:hAnsi="Liberation Serif"/>
+                <w:b w:val="false"/>
+                <w:bCs w:val="false"/>
+                <w:i w:val="false"/>
+                <w:iCs w:val="false"/>
+                <w:strike w:val="false"/>
+                <w:dstrike w:val="false"/>
+                <w:outline w:val="false"/>
+                <w:shadow w:val="false"/>
+                <w:color w:val="auto"/>
+                <w:sz w:val="24"/>
+                <w:szCs w:val="24"/>
+                <w:u w:val="none"/>
+              </w:rPr>
             </w:pPr>
             <w:r>
-              <w:rPr/>
+              <w:rPr>
+                <w:b w:val="false"/>
+                <w:bCs w:val="false"/>
+                <w:i w:val="false"/>
+                <w:iCs w:val="false"/>
+                <w:strike w:val="false"/>
+                <w:dstrike w:val="false"/>
+                <w:outline w:val="false"/>
+                <w:shadow w:val="false"/>
+                <w:color w:val="auto"/>
+                <w:sz w:val="24"/>
+                <w:szCs w:val="24"/>
+                <w:u w:val="none"/>
+              </w:rPr>
               <w:t>Windows ⩾10 / Linux</w:t>
             </w:r>
           </w:p>
@@ -293,36 +529,97 @@
         <w:trPr/>
         <w:tc>
           <w:tcPr>
-            <w:tcW w:w="4818" w:type="dxa"/>
-            <w:tcBorders/>
+            <w:tcW w:w="4816" w:type="dxa"/>
+            <w:tcBorders>
+              <w:start w:val="single" w:sz="4" w:space="0" w:color="000000"/>
+              <w:bottom w:val="single" w:sz="4" w:space="0" w:color="000000"/>
+            </w:tcBorders>
           </w:tcPr>
           <w:p>
             <w:pPr>
-              <w:pStyle w:val="Style17"/>
+              <w:pStyle w:val="Style16"/>
               <w:bidi w:val="0"/>
               <w:jc w:val="center"/>
-              <w:rPr/>
+              <w:rPr>
+                <w:rFonts w:ascii="Liberation Serif" w:hAnsi="Liberation Serif"/>
+                <w:b w:val="false"/>
+                <w:bCs w:val="false"/>
+                <w:i w:val="false"/>
+                <w:iCs w:val="false"/>
+                <w:strike w:val="false"/>
+                <w:dstrike w:val="false"/>
+                <w:outline w:val="false"/>
+                <w:shadow w:val="false"/>
+                <w:color w:val="auto"/>
+                <w:sz w:val="24"/>
+                <w:szCs w:val="24"/>
+                <w:u w:val="none"/>
+              </w:rPr>
             </w:pPr>
             <w:r>
-              <w:rPr/>
+              <w:rPr>
+                <w:b w:val="false"/>
+                <w:bCs w:val="false"/>
+                <w:i w:val="false"/>
+                <w:iCs w:val="false"/>
+                <w:strike w:val="false"/>
+                <w:dstrike w:val="false"/>
+                <w:outline w:val="false"/>
+                <w:shadow w:val="false"/>
+                <w:color w:val="auto"/>
+                <w:sz w:val="24"/>
+                <w:szCs w:val="24"/>
+                <w:u w:val="none"/>
+              </w:rPr>
               <w:t>Процессор</w:t>
             </w:r>
           </w:p>
         </w:tc>
         <w:tc>
           <w:tcPr>
-            <w:tcW w:w="4820" w:type="dxa"/>
-            <w:tcBorders/>
+            <w:tcW w:w="4822" w:type="dxa"/>
+            <w:tcBorders>
+              <w:start w:val="single" w:sz="4" w:space="0" w:color="000000"/>
+              <w:bottom w:val="single" w:sz="4" w:space="0" w:color="000000"/>
+              <w:end w:val="single" w:sz="4" w:space="0" w:color="000000"/>
+            </w:tcBorders>
           </w:tcPr>
           <w:p>
             <w:pPr>
-              <w:pStyle w:val="Style17"/>
+              <w:pStyle w:val="Style16"/>
               <w:bidi w:val="0"/>
               <w:jc w:val="center"/>
-              <w:rPr/>
+              <w:rPr>
+                <w:rFonts w:ascii="Liberation Serif" w:hAnsi="Liberation Serif"/>
+                <w:b w:val="false"/>
+                <w:bCs w:val="false"/>
+                <w:i w:val="false"/>
+                <w:iCs w:val="false"/>
+                <w:strike w:val="false"/>
+                <w:dstrike w:val="false"/>
+                <w:outline w:val="false"/>
+                <w:shadow w:val="false"/>
+                <w:color w:val="auto"/>
+                <w:sz w:val="24"/>
+                <w:szCs w:val="24"/>
+                <w:u w:val="none"/>
+              </w:rPr>
             </w:pPr>
             <w:r>
-              <w:rPr/>
+              <w:rPr>
+                <w:b w:val="false"/>
+                <w:bCs w:val="false"/>
+                <w:i w:val="false"/>
+                <w:iCs w:val="false"/>
+                <w:strike w:val="false"/>
+                <w:dstrike w:val="false"/>
+                <w:outline w:val="false"/>
+                <w:shadow w:val="false"/>
+                <w:color w:val="auto"/>
+                <w:sz w:val="24"/>
+                <w:szCs w:val="24"/>
+                <w:u w:val="none"/>
+              </w:rPr>
               <w:t>2 ядра, 1.5 ГГц</w:t>
             </w:r>
           </w:p>
@@ -332,40 +629,114 @@
         <w:trPr/>
         <w:tc>
           <w:tcPr>
-            <w:tcW w:w="4818" w:type="dxa"/>
-            <w:tcBorders/>
+            <w:tcW w:w="4816" w:type="dxa"/>
+            <w:tcBorders>
+              <w:start w:val="single" w:sz="4" w:space="0" w:color="000000"/>
+              <w:bottom w:val="single" w:sz="4" w:space="0" w:color="000000"/>
+            </w:tcBorders>
           </w:tcPr>
           <w:p>
             <w:pPr>
-              <w:pStyle w:val="Style17"/>
+              <w:pStyle w:val="Style16"/>
               <w:bidi w:val="0"/>
               <w:jc w:val="center"/>
-              <w:rPr/>
+              <w:rPr>
+                <w:rFonts w:ascii="Liberation Serif" w:hAnsi="Liberation Serif"/>
+                <w:b w:val="false"/>
+                <w:bCs w:val="false"/>
+                <w:i w:val="false"/>
+                <w:iCs w:val="false"/>
+                <w:strike w:val="false"/>
+                <w:dstrike w:val="false"/>
+                <w:outline w:val="false"/>
+                <w:shadow w:val="false"/>
+                <w:color w:val="auto"/>
+                <w:sz w:val="24"/>
+                <w:szCs w:val="24"/>
+                <w:u w:val="none"/>
+              </w:rPr>
             </w:pPr>
             <w:r>
-              <w:rPr/>
+              <w:rPr>
+                <w:b w:val="false"/>
+                <w:bCs w:val="false"/>
+                <w:i w:val="false"/>
+                <w:iCs w:val="false"/>
+                <w:strike w:val="false"/>
+                <w:dstrike w:val="false"/>
+                <w:outline w:val="false"/>
+                <w:shadow w:val="false"/>
+                <w:color w:val="auto"/>
+                <w:sz w:val="24"/>
+                <w:szCs w:val="24"/>
+                <w:u w:val="none"/>
+              </w:rPr>
               <w:t>Оперативная память</w:t>
             </w:r>
           </w:p>
         </w:tc>
         <w:tc>
           <w:tcPr>
-            <w:tcW w:w="4820" w:type="dxa"/>
-            <w:tcBorders/>
+            <w:tcW w:w="4822" w:type="dxa"/>
+            <w:tcBorders>
+              <w:start w:val="single" w:sz="4" w:space="0" w:color="000000"/>
+              <w:bottom w:val="single" w:sz="4" w:space="0" w:color="000000"/>
+              <w:end w:val="single" w:sz="4" w:space="0" w:color="000000"/>
+            </w:tcBorders>
           </w:tcPr>
           <w:p>
             <w:pPr>
-              <w:pStyle w:val="Style17"/>
+              <w:pStyle w:val="Style16"/>
               <w:bidi w:val="0"/>
               <w:jc w:val="center"/>
-              <w:rPr/>
+              <w:rPr>
+                <w:rFonts w:ascii="Liberation Serif" w:hAnsi="Liberation Serif"/>
+                <w:b w:val="false"/>
+                <w:bCs w:val="false"/>
+                <w:i w:val="false"/>
+                <w:iCs w:val="false"/>
+                <w:strike w:val="false"/>
+                <w:dstrike w:val="false"/>
+                <w:outline w:val="false"/>
+                <w:shadow w:val="false"/>
+                <w:color w:val="auto"/>
+                <w:sz w:val="24"/>
+                <w:szCs w:val="24"/>
+                <w:u w:val="none"/>
+              </w:rPr>
             </w:pPr>
             <w:r>
-              <w:rPr/>
+              <w:rPr>
+                <w:b w:val="false"/>
+                <w:bCs w:val="false"/>
+                <w:i w:val="false"/>
+                <w:iCs w:val="false"/>
+                <w:strike w:val="false"/>
+                <w:dstrike w:val="false"/>
+                <w:outline w:val="false"/>
+                <w:shadow w:val="false"/>
+                <w:color w:val="auto"/>
+                <w:sz w:val="24"/>
+                <w:szCs w:val="24"/>
+                <w:u w:val="none"/>
+              </w:rPr>
               <w:t xml:space="preserve">⩾ </w:t>
             </w:r>
             <w:r>
-              <w:rPr/>
+              <w:rPr>
+                <w:b w:val="false"/>
+                <w:bCs w:val="false"/>
+                <w:i w:val="false"/>
+                <w:iCs w:val="false"/>
+                <w:strike w:val="false"/>
+                <w:dstrike w:val="false"/>
+                <w:outline w:val="false"/>
+                <w:shadow w:val="false"/>
+                <w:color w:val="auto"/>
+                <w:sz w:val="24"/>
+                <w:szCs w:val="24"/>
+                <w:u w:val="none"/>
+              </w:rPr>
               <w:t>500 МБ</w:t>
             </w:r>
           </w:p>
@@ -375,36 +746,97 @@
         <w:trPr/>
         <w:tc>
           <w:tcPr>
-            <w:tcW w:w="4818" w:type="dxa"/>
-            <w:tcBorders/>
+            <w:tcW w:w="4816" w:type="dxa"/>
+            <w:tcBorders>
+              <w:start w:val="single" w:sz="4" w:space="0" w:color="000000"/>
+              <w:bottom w:val="single" w:sz="4" w:space="0" w:color="000000"/>
+            </w:tcBorders>
           </w:tcPr>
           <w:p>
             <w:pPr>
-              <w:pStyle w:val="Style17"/>
+              <w:pStyle w:val="Style16"/>
               <w:bidi w:val="0"/>
               <w:jc w:val="center"/>
-              <w:rPr/>
+              <w:rPr>
+                <w:rFonts w:ascii="Liberation Serif" w:hAnsi="Liberation Serif"/>
+                <w:b w:val="false"/>
+                <w:bCs w:val="false"/>
+                <w:i w:val="false"/>
+                <w:iCs w:val="false"/>
+                <w:strike w:val="false"/>
+                <w:dstrike w:val="false"/>
+                <w:outline w:val="false"/>
+                <w:shadow w:val="false"/>
+                <w:color w:val="auto"/>
+                <w:sz w:val="24"/>
+                <w:szCs w:val="24"/>
+                <w:u w:val="none"/>
+              </w:rPr>
             </w:pPr>
             <w:r>
-              <w:rPr/>
+              <w:rPr>
+                <w:b w:val="false"/>
+                <w:bCs w:val="false"/>
+                <w:i w:val="false"/>
+                <w:iCs w:val="false"/>
+                <w:strike w:val="false"/>
+                <w:dstrike w:val="false"/>
+                <w:outline w:val="false"/>
+                <w:shadow w:val="false"/>
+                <w:color w:val="auto"/>
+                <w:sz w:val="24"/>
+                <w:szCs w:val="24"/>
+                <w:u w:val="none"/>
+              </w:rPr>
               <w:t>Место на диске</w:t>
             </w:r>
           </w:p>
         </w:tc>
         <w:tc>
           <w:tcPr>
-            <w:tcW w:w="4820" w:type="dxa"/>
-            <w:tcBorders/>
+            <w:tcW w:w="4822" w:type="dxa"/>
+            <w:tcBorders>
+              <w:start w:val="single" w:sz="4" w:space="0" w:color="000000"/>
+              <w:bottom w:val="single" w:sz="4" w:space="0" w:color="000000"/>
+              <w:end w:val="single" w:sz="4" w:space="0" w:color="000000"/>
+            </w:tcBorders>
           </w:tcPr>
           <w:p>
             <w:pPr>
-              <w:pStyle w:val="Style17"/>
+              <w:pStyle w:val="Style16"/>
               <w:bidi w:val="0"/>
               <w:jc w:val="center"/>
-              <w:rPr/>
+              <w:rPr>
+                <w:rFonts w:ascii="Liberation Serif" w:hAnsi="Liberation Serif"/>
+                <w:b w:val="false"/>
+                <w:bCs w:val="false"/>
+                <w:i w:val="false"/>
+                <w:iCs w:val="false"/>
+                <w:strike w:val="false"/>
+                <w:dstrike w:val="false"/>
+                <w:outline w:val="false"/>
+                <w:shadow w:val="false"/>
+                <w:color w:val="auto"/>
+                <w:sz w:val="24"/>
+                <w:szCs w:val="24"/>
+                <w:u w:val="none"/>
+              </w:rPr>
             </w:pPr>
             <w:r>
-              <w:rPr/>
+              <w:rPr>
+                <w:b w:val="false"/>
+                <w:bCs w:val="false"/>
+                <w:i w:val="false"/>
+                <w:iCs w:val="false"/>
+                <w:strike w:val="false"/>
+                <w:dstrike w:val="false"/>
+                <w:outline w:val="false"/>
+                <w:shadow w:val="false"/>
+                <w:color w:val="auto"/>
+                <w:sz w:val="24"/>
+                <w:szCs w:val="24"/>
+                <w:u w:val="none"/>
+              </w:rPr>
               <w:t>10 МБ</w:t>
             </w:r>
           </w:p>
@@ -414,40 +846,114 @@
         <w:trPr/>
         <w:tc>
           <w:tcPr>
-            <w:tcW w:w="4818" w:type="dxa"/>
-            <w:tcBorders/>
+            <w:tcW w:w="4816" w:type="dxa"/>
+            <w:tcBorders>
+              <w:start w:val="single" w:sz="4" w:space="0" w:color="000000"/>
+              <w:bottom w:val="single" w:sz="4" w:space="0" w:color="000000"/>
+            </w:tcBorders>
           </w:tcPr>
           <w:p>
             <w:pPr>
-              <w:pStyle w:val="Style17"/>
+              <w:pStyle w:val="Style16"/>
               <w:bidi w:val="0"/>
               <w:jc w:val="center"/>
-              <w:rPr/>
+              <w:rPr>
+                <w:rFonts w:ascii="Liberation Serif" w:hAnsi="Liberation Serif"/>
+                <w:b w:val="false"/>
+                <w:bCs w:val="false"/>
+                <w:i w:val="false"/>
+                <w:iCs w:val="false"/>
+                <w:strike w:val="false"/>
+                <w:dstrike w:val="false"/>
+                <w:outline w:val="false"/>
+                <w:shadow w:val="false"/>
+                <w:color w:val="auto"/>
+                <w:sz w:val="24"/>
+                <w:szCs w:val="24"/>
+                <w:u w:val="none"/>
+              </w:rPr>
             </w:pPr>
             <w:r>
-              <w:rPr/>
+              <w:rPr>
+                <w:b w:val="false"/>
+                <w:bCs w:val="false"/>
+                <w:i w:val="false"/>
+                <w:iCs w:val="false"/>
+                <w:strike w:val="false"/>
+                <w:dstrike w:val="false"/>
+                <w:outline w:val="false"/>
+                <w:shadow w:val="false"/>
+                <w:color w:val="auto"/>
+                <w:sz w:val="24"/>
+                <w:szCs w:val="24"/>
+                <w:u w:val="none"/>
+              </w:rPr>
               <w:t>Python</w:t>
             </w:r>
           </w:p>
         </w:tc>
         <w:tc>
           <w:tcPr>
-            <w:tcW w:w="4820" w:type="dxa"/>
-            <w:tcBorders/>
+            <w:tcW w:w="4822" w:type="dxa"/>
+            <w:tcBorders>
+              <w:start w:val="single" w:sz="4" w:space="0" w:color="000000"/>
+              <w:bottom w:val="single" w:sz="4" w:space="0" w:color="000000"/>
+              <w:end w:val="single" w:sz="4" w:space="0" w:color="000000"/>
+            </w:tcBorders>
           </w:tcPr>
           <w:p>
             <w:pPr>
-              <w:pStyle w:val="Style17"/>
+              <w:pStyle w:val="Style16"/>
               <w:bidi w:val="0"/>
               <w:jc w:val="center"/>
-              <w:rPr/>
+              <w:rPr>
+                <w:rFonts w:ascii="Liberation Serif" w:hAnsi="Liberation Serif"/>
+                <w:b w:val="false"/>
+                <w:bCs w:val="false"/>
+                <w:i w:val="false"/>
+                <w:iCs w:val="false"/>
+                <w:strike w:val="false"/>
+                <w:dstrike w:val="false"/>
+                <w:outline w:val="false"/>
+                <w:shadow w:val="false"/>
+                <w:color w:val="auto"/>
+                <w:sz w:val="24"/>
+                <w:szCs w:val="24"/>
+                <w:u w:val="none"/>
+              </w:rPr>
             </w:pPr>
             <w:r>
-              <w:rPr/>
+              <w:rPr>
+                <w:b w:val="false"/>
+                <w:bCs w:val="false"/>
+                <w:i w:val="false"/>
+                <w:iCs w:val="false"/>
+                <w:strike w:val="false"/>
+                <w:dstrike w:val="false"/>
+                <w:outline w:val="false"/>
+                <w:shadow w:val="false"/>
+                <w:color w:val="auto"/>
+                <w:sz w:val="24"/>
+                <w:szCs w:val="24"/>
+                <w:u w:val="none"/>
+              </w:rPr>
               <w:t xml:space="preserve">⩾ </w:t>
             </w:r>
             <w:r>
-              <w:rPr/>
+              <w:rPr>
+                <w:b w:val="false"/>
+                <w:bCs w:val="false"/>
+                <w:i w:val="false"/>
+                <w:iCs w:val="false"/>
+                <w:strike w:val="false"/>
+                <w:dstrike w:val="false"/>
+                <w:outline w:val="false"/>
+                <w:shadow w:val="false"/>
+                <w:color w:val="auto"/>
+                <w:sz w:val="24"/>
+                <w:szCs w:val="24"/>
+                <w:u w:val="none"/>
+              </w:rPr>
               <w:t>3.9</w:t>
             </w:r>
           </w:p>
@@ -457,37 +963,115 @@
         <w:trPr/>
         <w:tc>
           <w:tcPr>
-            <w:tcW w:w="4818" w:type="dxa"/>
-            <w:tcBorders/>
+            <w:tcW w:w="4816" w:type="dxa"/>
+            <w:tcBorders>
+              <w:start w:val="single" w:sz="4" w:space="0" w:color="000000"/>
+              <w:bottom w:val="single" w:sz="4" w:space="0" w:color="000000"/>
+            </w:tcBorders>
           </w:tcPr>
           <w:p>
             <w:pPr>
-              <w:pStyle w:val="Style17"/>
+              <w:pStyle w:val="Style16"/>
               <w:bidi w:val="0"/>
               <w:jc w:val="center"/>
-              <w:rPr/>
+              <w:rPr>
+                <w:rFonts w:ascii="Liberation Serif" w:hAnsi="Liberation Serif"/>
+                <w:b w:val="false"/>
+                <w:bCs w:val="false"/>
+                <w:i w:val="false"/>
+                <w:iCs w:val="false"/>
+                <w:strike w:val="false"/>
+                <w:dstrike w:val="false"/>
+                <w:outline w:val="false"/>
+                <w:shadow w:val="false"/>
+                <w:color w:val="auto"/>
+                <w:sz w:val="24"/>
+                <w:szCs w:val="24"/>
+                <w:u w:val="none"/>
+              </w:rPr>
             </w:pPr>
             <w:r>
-              <w:rPr/>
+              <w:rPr>
+                <w:b w:val="false"/>
+                <w:bCs w:val="false"/>
+                <w:i w:val="false"/>
+                <w:iCs w:val="false"/>
+                <w:strike w:val="false"/>
+                <w:dstrike w:val="false"/>
+                <w:outline w:val="false"/>
+                <w:shadow w:val="false"/>
+                <w:color w:val="auto"/>
+                <w:sz w:val="24"/>
+                <w:szCs w:val="24"/>
+                <w:u w:val="none"/>
+              </w:rPr>
               <w:t>Интернет</w:t>
             </w:r>
           </w:p>
         </w:tc>
         <w:tc>
           <w:tcPr>
-            <w:tcW w:w="4820" w:type="dxa"/>
-            <w:tcBorders/>
+            <w:tcW w:w="4822" w:type="dxa"/>
+            <w:tcBorders>
+              <w:start w:val="single" w:sz="4" w:space="0" w:color="000000"/>
+              <w:bottom w:val="single" w:sz="4" w:space="0" w:color="000000"/>
+              <w:end w:val="single" w:sz="4" w:space="0" w:color="000000"/>
+            </w:tcBorders>
           </w:tcPr>
           <w:p>
             <w:pPr>
-              <w:pStyle w:val="Style17"/>
+              <w:pStyle w:val="Style16"/>
               <w:bidi w:val="0"/>
               <w:jc w:val="center"/>
-              <w:rPr/>
+              <w:rPr>
+                <w:rFonts w:ascii="Liberation Serif" w:hAnsi="Liberation Serif"/>
+                <w:b w:val="false"/>
+                <w:bCs w:val="false"/>
+                <w:i w:val="false"/>
+                <w:iCs w:val="false"/>
+                <w:strike w:val="false"/>
+                <w:dstrike w:val="false"/>
+                <w:outline w:val="false"/>
+                <w:shadow w:val="false"/>
+                <w:color w:val="auto"/>
+                <w:sz w:val="24"/>
+                <w:szCs w:val="24"/>
+                <w:u w:val="none"/>
+              </w:rPr>
             </w:pPr>
             <w:r>
-              <w:rPr/>
-              <w:t>Необходим доступ в интернет</w:t>
+              <w:rPr>
+                <w:b w:val="false"/>
+                <w:bCs w:val="false"/>
+                <w:i w:val="false"/>
+                <w:iCs w:val="false"/>
+                <w:strike w:val="false"/>
+                <w:dstrike w:val="false"/>
+                <w:outline w:val="false"/>
+                <w:shadow w:val="false"/>
+                <w:color w:val="auto"/>
+                <w:sz w:val="24"/>
+                <w:szCs w:val="24"/>
+                <w:u w:val="none"/>
+              </w:rPr>
+              <w:t xml:space="preserve">Необходим доступ в интернет. </w:t>
+            </w:r>
+            <w:r>
+              <w:rPr>
+                <w:b w:val="false"/>
+                <w:bCs w:val="false"/>
+                <w:i w:val="false"/>
+                <w:iCs w:val="false"/>
+                <w:strike w:val="false"/>
+                <w:dstrike w:val="false"/>
+                <w:outline w:val="false"/>
+                <w:shadow w:val="false"/>
+                <w:color w:val="auto"/>
+                <w:sz w:val="24"/>
+                <w:szCs w:val="24"/>
+                <w:u w:val="none"/>
+              </w:rPr>
+              <w:t>Для Yahoo Finance также требуется VPN</w:t>
             </w:r>
           </w:p>
         </w:tc>
@@ -521,7 +1105,7 @@
         <w:pStyle w:val="BodyText"/>
         <w:numPr>
           <w:ilvl w:val="0"/>
-          <w:numId w:val="2"/>
+          <w:numId w:val="3"/>
         </w:numPr>
         <w:bidi w:val="0"/>
         <w:jc w:val="both"/>
@@ -549,7 +1133,7 @@
         <w:pStyle w:val="BodyText"/>
         <w:numPr>
           <w:ilvl w:val="0"/>
-          <w:numId w:val="2"/>
+          <w:numId w:val="3"/>
         </w:numPr>
         <w:bidi w:val="0"/>
         <w:jc w:val="both"/>
@@ -577,7 +1161,7 @@
         <w:pStyle w:val="BodyText"/>
         <w:numPr>
           <w:ilvl w:val="0"/>
-          <w:numId w:val="2"/>
+          <w:numId w:val="3"/>
         </w:numPr>
         <w:bidi w:val="0"/>
         <w:jc w:val="both"/>
@@ -605,7 +1189,7 @@
         <w:pStyle w:val="BodyText"/>
         <w:numPr>
           <w:ilvl w:val="0"/>
-          <w:numId w:val="2"/>
+          <w:numId w:val="3"/>
         </w:numPr>
         <w:bidi w:val="0"/>
         <w:jc w:val="both"/>
@@ -633,7 +1217,7 @@
         <w:pStyle w:val="BodyText"/>
         <w:numPr>
           <w:ilvl w:val="0"/>
-          <w:numId w:val="2"/>
+          <w:numId w:val="3"/>
         </w:numPr>
         <w:bidi w:val="0"/>
         <w:jc w:val="both"/>
@@ -661,7 +1245,7 @@
         <w:pStyle w:val="BodyText"/>
         <w:numPr>
           <w:ilvl w:val="0"/>
-          <w:numId w:val="2"/>
+          <w:numId w:val="3"/>
         </w:numPr>
         <w:bidi w:val="0"/>
         <w:jc w:val="both"/>
@@ -689,7 +1273,7 @@
         <w:pStyle w:val="BodyText"/>
         <w:numPr>
           <w:ilvl w:val="0"/>
-          <w:numId w:val="2"/>
+          <w:numId w:val="3"/>
         </w:numPr>
         <w:bidi w:val="0"/>
         <w:jc w:val="both"/>
@@ -717,7 +1301,7 @@
         <w:pStyle w:val="Heading1"/>
         <w:numPr>
           <w:ilvl w:val="0"/>
-          <w:numId w:val="0"/>
+          <w:numId w:val="2"/>
         </w:numPr>
         <w:bidi w:val="0"/>
         <w:ind w:hanging="0" w:start="0"/>
@@ -859,7 +1443,7 @@
         <w:pStyle w:val="Heading1"/>
         <w:numPr>
           <w:ilvl w:val="0"/>
-          <w:numId w:val="1"/>
+          <w:numId w:val="2"/>
         </w:numPr>
         <w:bidi w:val="0"/>
         <w:ind w:hanging="0" w:start="0"/>
@@ -875,14 +1459,29 @@
     </w:p>
     <w:p>
       <w:pPr>
-        <w:pStyle w:val="BodyText"/>
-        <w:bidi w:val="0"/>
-        <w:jc w:val="both"/>
-        <w:rPr/>
-      </w:pPr>
-      <w:r>
-        <w:rPr/>
-        <w:t>При запуске приложения открывается вкладка «Библиотека акций». В таблице перечислены ранее загруженные тикеры, название соответствующей компании и её сектор экономики. Внизу окна расположена панель для загрузки нового тикера.</w:t>
+        <w:pStyle w:val="Heading2"/>
+        <w:ind w:hanging="0" w:start="0"/>
+        <w:rPr/>
+      </w:pPr>
+      <w:r>
+        <w:rPr/>
+        <w:t>4.1 Вкладка «Библиотека акций»</w:t>
+      </w:r>
+    </w:p>
+    <w:p>
+      <w:pPr>
+        <w:pStyle w:val="BodyText"/>
+        <w:bidi w:val="0"/>
+        <w:jc w:val="both"/>
+        <w:rPr/>
+      </w:pPr>
+      <w:r>
+        <w:rPr/>
+        <w:t xml:space="preserve">При запуске приложения открывается вкладка «Библиотека акций». В таблице перечислены ранее загруженные тикеры, название соответствующей компании и её сектор экономики. Внизу окна расположена панель для загрузки нового тикера. </w:t>
+      </w:r>
+      <w:r>
+        <w:rPr/>
+        <w:t>Для добавления новой акции необходимо ввести название тикера, дату начала периода и конца в формате YYYY-MM-DD. При нажатии на строку с тикером загружаются котировки и запусткается анализ. Далее открывается вкладка «График и аномалии», на которой строится свечной график.</w:t>
       </w:r>
     </w:p>
     <w:p>
@@ -944,25 +1543,37 @@
     </w:p>
     <w:p>
       <w:pPr>
-        <w:pStyle w:val="BodyText"/>
-        <w:bidi w:val="0"/>
-        <w:jc w:val="both"/>
-        <w:rPr/>
-      </w:pPr>
-      <w:r>
-        <w:rPr/>
-        <w:t>При двойном нажатии на строку с тикером загружаются котировки и запусткается анализ. Далее открывается вкладка «График и аномалии». Слева на ней находится панель настроек детектора, справа — график и список аномалий. График состоит из двух частей, сверху — свечной график, снизу — столбчатая диаграмма с объёмами продаж.</w:t>
-      </w:r>
-    </w:p>
-    <w:p>
-      <w:pPr>
-        <w:pStyle w:val="BodyText"/>
-        <w:bidi w:val="0"/>
-        <w:jc w:val="both"/>
-        <w:rPr/>
-      </w:pPr>
-      <w:r>
-        <w:rPr/>
+        <w:pStyle w:val="Heading2"/>
+        <w:numPr>
+          <w:ilvl w:val="0"/>
+          <w:numId w:val="0"/>
+        </w:numPr>
+        <w:ind w:hanging="0" w:start="0"/>
+        <w:rPr/>
+      </w:pPr>
+      <w:r>
+        <w:rPr/>
+      </w:r>
+    </w:p>
+    <w:p>
+      <w:pPr>
+        <w:pStyle w:val="Heading2"/>
+        <w:ind w:hanging="0" w:start="0"/>
+        <w:rPr/>
+      </w:pPr>
+      <w:r>
+        <w:rPr/>
+        <w:t>4.2 Вкладка «График и аномалии»</w:t>
+      </w:r>
+    </w:p>
+    <w:p>
+      <w:pPr>
+        <w:pStyle w:val="BodyText"/>
+        <w:bidi w:val="0"/>
+        <w:jc w:val="both"/>
+        <w:rPr/>
+      </w:pPr>
+      <w:r>
         <w:drawing>
           <wp:anchor distT="0" distB="0" distL="0" distR="0" simplePos="0" relativeHeight="2" behindDoc="0" locked="0" layoutInCell="0" allowOverlap="1">
             <wp:simplePos x="0" y="0"/>
@@ -970,7 +1581,7 @@
               <wp:align>center</wp:align>
             </wp:positionH>
             <wp:positionV relativeFrom="paragraph">
-              <wp:posOffset>635</wp:posOffset>
+              <wp:posOffset>127000</wp:posOffset>
             </wp:positionV>
             <wp:extent cx="6120130" cy="3816985"/>
             <wp:effectExtent l="0" t="0" r="0" b="0"/>
@@ -1010,17 +1621,255 @@
           </wp:anchor>
         </w:drawing>
       </w:r>
-    </w:p>
-    <w:p>
-      <w:pPr>
-        <w:pStyle w:val="BodyText"/>
-        <w:bidi w:val="0"/>
-        <w:jc w:val="both"/>
-        <w:rPr/>
-      </w:pPr>
-      <w:r>
-        <w:rPr/>
-        <w:t>В левой панели можно выбрать метод, использующийся для поиска аномалий (Z-Score, IRQ, объёмно-ценовой), уровень чуствительности (низкий/средний/высокий). Чем чуствительность выше, тем больше аномалий будет найдено. Найденные аномалии отображаются на свечном графике и в списке аномалий. Также можно выбрать размер окна для поиска аномалий. Для обновления графика / поиска аномалий заново с новыми параметрами неоходимо надать кнопку «Обновить». При нажатии на кнопки «Экспорт графика» и «Текстовый отчёт» сохраняется график (в папку graphics) и загруженные данные о котировках (в папку output) соответственно.</w:t>
+      <w:r>
+        <w:rPr/>
+        <w:t>Вкладка разбита на три части: панель настроек, график и список найденных аномалий.</w:t>
+      </w:r>
+    </w:p>
+    <w:p>
+      <w:pPr>
+        <w:pStyle w:val="BodyText"/>
+        <w:bidi w:val="0"/>
+        <w:jc w:val="both"/>
+        <w:rPr/>
+      </w:pPr>
+      <w:r>
+        <w:rPr/>
+        <w:t>Левая панель:</w:t>
+      </w:r>
+    </w:p>
+    <w:p>
+      <w:pPr>
+        <w:pStyle w:val="BodyText"/>
+        <w:numPr>
+          <w:ilvl w:val="0"/>
+          <w:numId w:val="5"/>
+        </w:numPr>
+        <w:bidi w:val="0"/>
+        <w:jc w:val="both"/>
+        <w:rPr/>
+      </w:pPr>
+      <w:r>
+        <w:rPr/>
+        <w:t>Название выбранной акции.</w:t>
+      </w:r>
+    </w:p>
+    <w:p>
+      <w:pPr>
+        <w:pStyle w:val="BodyText"/>
+        <w:numPr>
+          <w:ilvl w:val="0"/>
+          <w:numId w:val="5"/>
+        </w:numPr>
+        <w:bidi w:val="0"/>
+        <w:jc w:val="both"/>
+        <w:rPr/>
+      </w:pPr>
+      <w:r>
+        <w:rPr/>
+        <w:t>Выпадающий список с методами поиска аномалий (Z-Score, IRQ, объёмно-ценовой).</w:t>
+      </w:r>
+    </w:p>
+    <w:p>
+      <w:pPr>
+        <w:pStyle w:val="BodyText"/>
+        <w:numPr>
+          <w:ilvl w:val="0"/>
+          <w:numId w:val="5"/>
+        </w:numPr>
+        <w:bidi w:val="0"/>
+        <w:jc w:val="both"/>
+        <w:rPr/>
+      </w:pPr>
+      <w:r>
+        <w:rPr/>
+        <w:t>Чувствительность — выпадающий список с тремя значениями.</w:t>
+      </w:r>
+    </w:p>
+    <w:p>
+      <w:pPr>
+        <w:pStyle w:val="BodyText"/>
+        <w:numPr>
+          <w:ilvl w:val="0"/>
+          <w:numId w:val="5"/>
+        </w:numPr>
+        <w:bidi w:val="0"/>
+        <w:jc w:val="both"/>
+        <w:rPr/>
+      </w:pPr>
+      <w:r>
+        <w:rPr/>
+        <w:t>Выбор размера окна.</w:t>
+      </w:r>
+    </w:p>
+    <w:p>
+      <w:pPr>
+        <w:pStyle w:val="BodyText"/>
+        <w:numPr>
+          <w:ilvl w:val="0"/>
+          <w:numId w:val="5"/>
+        </w:numPr>
+        <w:bidi w:val="0"/>
+        <w:jc w:val="both"/>
+        <w:rPr/>
+      </w:pPr>
+      <w:r>
+        <w:rPr/>
+        <w:t>Кнопка «Обновить» для применения изменённых параметров.</w:t>
+      </w:r>
+    </w:p>
+    <w:p>
+      <w:pPr>
+        <w:pStyle w:val="BodyText"/>
+        <w:numPr>
+          <w:ilvl w:val="0"/>
+          <w:numId w:val="5"/>
+        </w:numPr>
+        <w:bidi w:val="0"/>
+        <w:jc w:val="both"/>
+        <w:rPr/>
+      </w:pPr>
+      <w:r>
+        <w:rPr/>
+        <w:t>Кнопка «Экспорт графика» для сохранения графика в папку graphics.</w:t>
+      </w:r>
+    </w:p>
+    <w:p>
+      <w:pPr>
+        <w:pStyle w:val="BodyText"/>
+        <w:numPr>
+          <w:ilvl w:val="0"/>
+          <w:numId w:val="5"/>
+        </w:numPr>
+        <w:bidi w:val="0"/>
+        <w:jc w:val="both"/>
+        <w:rPr/>
+      </w:pPr>
+      <w:r>
+        <w:rPr/>
+        <w:t>Кнопка «Текстовый отчёт» для сохранения загруженных котировок в виде csv файла в папку output.</w:t>
+      </w:r>
+    </w:p>
+    <w:p>
+      <w:pPr>
+        <w:pStyle w:val="BodyText"/>
+        <w:bidi w:val="0"/>
+        <w:jc w:val="both"/>
+        <w:rPr/>
+      </w:pPr>
+      <w:r>
+        <w:rPr/>
+        <w:t>Справа расположен свечной график с отображенными на нём аномалиями (цвет маркера аномалии можно изменить в настройках). В нижней части графика строится гистограмма объёмов продаж. Под графиком находится список найденных аномалий с подробностями.</w:t>
+      </w:r>
+    </w:p>
+    <w:p>
+      <w:pPr>
+        <w:pStyle w:val="Heading2"/>
+        <w:widowControl/>
+        <w:numPr>
+          <w:ilvl w:val="0"/>
+          <w:numId w:val="0"/>
+        </w:numPr>
+        <w:suppressAutoHyphens w:val="true"/>
+        <w:jc w:val="start"/>
+        <w:rPr/>
+      </w:pPr>
+      <w:r>
+        <w:rPr/>
+      </w:r>
+      <w:r>
+        <w:br w:type="page"/>
+      </w:r>
+    </w:p>
+    <w:p>
+      <w:pPr>
+        <w:pStyle w:val="Heading2"/>
+        <w:ind w:hanging="0" w:start="0"/>
+        <w:rPr/>
+      </w:pPr>
+      <w:r>
+        <w:rPr/>
+        <w:t>4.3 Вкладка «Настройка детекции»</w:t>
+      </w:r>
+    </w:p>
+    <w:p>
+      <w:pPr>
+        <w:pStyle w:val="BodyText"/>
+        <w:rPr/>
+      </w:pPr>
+      <w:r>
+        <w:rPr/>
+        <w:t>На этой вкладке можно дополнительно настроить детектор.</w:t>
+      </w:r>
+    </w:p>
+    <w:p>
+      <w:pPr>
+        <w:pStyle w:val="BodyText"/>
+        <w:numPr>
+          <w:ilvl w:val="0"/>
+          <w:numId w:val="6"/>
+        </w:numPr>
+        <w:rPr/>
+      </w:pPr>
+      <w:r>
+        <w:rPr/>
+        <w:t>Множитель сигмы. Позволяет задать пользовательское значение порога для метода Z-Score. Если этот параметр задан, он имеет приоритет перед значениями по умолчанию.</w:t>
+      </w:r>
+    </w:p>
+    <w:p>
+      <w:pPr>
+        <w:pStyle w:val="BodyText"/>
+        <w:numPr>
+          <w:ilvl w:val="0"/>
+          <w:numId w:val="6"/>
+        </w:numPr>
+        <w:rPr/>
+      </w:pPr>
+      <w:r>
+        <w:rPr/>
+        <w:t>Минимальный объем. При использовании объёмно-ценового метода позволяет отсекать дни со слишком малым объёмом продаж.</w:t>
+      </w:r>
+    </w:p>
+    <w:p>
+      <w:pPr>
+        <w:pStyle w:val="BodyText"/>
+        <w:numPr>
+          <w:ilvl w:val="0"/>
+          <w:numId w:val="6"/>
+        </w:numPr>
+        <w:rPr/>
+      </w:pPr>
+      <w:r>
+        <w:rPr/>
+        <w:t>Цвет маркера аномалий. Позаоляет задать собственный цвет для маркера.</w:t>
+      </w:r>
+    </w:p>
+    <w:p>
+      <w:pPr>
+        <w:pStyle w:val="BodyText"/>
+        <w:numPr>
+          <w:ilvl w:val="0"/>
+          <w:numId w:val="6"/>
+        </w:numPr>
+        <w:rPr/>
+      </w:pPr>
+      <w:r>
+        <w:rPr/>
+        <w:t>Сохранить настройки. Записывает измененные настройки в файл settings.ini.</w:t>
+      </w:r>
+    </w:p>
+    <w:p>
+      <w:pPr>
+        <w:pStyle w:val="BodyText"/>
+        <w:numPr>
+          <w:ilvl w:val="0"/>
+          <w:numId w:val="6"/>
+        </w:numPr>
+        <w:rPr/>
+      </w:pPr>
+      <w:r>
+        <w:rPr/>
+        <w:t>Сброс по умолчанию. Сбрасывает введенные значения, при этом сохранения в файл не происходит, необходимо явно нажать на кнопку сохранения.</w:t>
       </w:r>
     </w:p>
     <w:p>
@@ -1084,117 +1933,6 @@
       <w:pPr>
         <w:pStyle w:val="BodyText"/>
         <w:bidi w:val="0"/>
-        <w:jc w:val="both"/>
-        <w:rPr/>
-      </w:pPr>
-      <w:r>
-        <w:rPr/>
-        <w:t>На третьей вкладке расположены настройки поиска аномалий. Можно задать собственные значение, которые имею приоритет перед встроенными значениями.</w:t>
-      </w:r>
-    </w:p>
-    <w:p>
-      <w:pPr>
-        <w:pStyle w:val="BodyText"/>
-        <w:bidi w:val="0"/>
-        <w:jc w:val="both"/>
-        <w:rPr/>
-      </w:pPr>
-      <w:r>
-        <w:rPr/>
-      </w:r>
-    </w:p>
-    <w:p>
-      <w:pPr>
-        <w:pStyle w:val="BodyText"/>
-        <w:bidi w:val="0"/>
-        <w:jc w:val="both"/>
-        <w:rPr/>
-      </w:pPr>
-      <w:r>
-        <w:rPr/>
-      </w:r>
-    </w:p>
-    <w:p>
-      <w:pPr>
-        <w:pStyle w:val="BodyText"/>
-        <w:bidi w:val="0"/>
-        <w:jc w:val="both"/>
-        <w:rPr/>
-      </w:pPr>
-      <w:r>
-        <w:rPr/>
-      </w:r>
-    </w:p>
-    <w:p>
-      <w:pPr>
-        <w:pStyle w:val="BodyText"/>
-        <w:bidi w:val="0"/>
-        <w:jc w:val="both"/>
-        <w:rPr/>
-      </w:pPr>
-      <w:r>
-        <w:rPr/>
-      </w:r>
-    </w:p>
-    <w:p>
-      <w:pPr>
-        <w:pStyle w:val="BodyText"/>
-        <w:bidi w:val="0"/>
-        <w:jc w:val="both"/>
-        <w:rPr/>
-      </w:pPr>
-      <w:r>
-        <w:rPr/>
-      </w:r>
-    </w:p>
-    <w:p>
-      <w:pPr>
-        <w:pStyle w:val="BodyText"/>
-        <w:bidi w:val="0"/>
-        <w:jc w:val="both"/>
-        <w:rPr/>
-      </w:pPr>
-      <w:r>
-        <w:rPr/>
-      </w:r>
-    </w:p>
-    <w:p>
-      <w:pPr>
-        <w:pStyle w:val="BodyText"/>
-        <w:bidi w:val="0"/>
-        <w:jc w:val="both"/>
-        <w:rPr/>
-      </w:pPr>
-      <w:r>
-        <w:rPr/>
-      </w:r>
-    </w:p>
-    <w:p>
-      <w:pPr>
-        <w:pStyle w:val="BodyText"/>
-        <w:bidi w:val="0"/>
-        <w:jc w:val="both"/>
-        <w:rPr/>
-      </w:pPr>
-      <w:r>
-        <w:rPr/>
-      </w:r>
-    </w:p>
-    <w:p>
-      <w:pPr>
-        <w:pStyle w:val="BodyText"/>
-        <w:bidi w:val="0"/>
-        <w:jc w:val="both"/>
-        <w:rPr/>
-      </w:pPr>
-      <w:r>
-        <w:rPr/>
-      </w:r>
-    </w:p>
-    <w:p>
-      <w:pPr>
-        <w:pStyle w:val="BodyText"/>
-        <w:bidi w:val="0"/>
         <w:spacing w:before="0" w:after="140"/>
         <w:jc w:val="both"/>
         <w:rPr/>
@@ -1231,9 +1969,22 @@
         </w:tabs>
         <w:ind w:start="0" w:hanging="0"/>
       </w:pPr>
-      <w:rPr/>
     </w:lvl>
     <w:lvl w:ilvl="1">
+      <w:start w:val="1"/>
+      <w:numFmt w:val="none"/>
+      <w:pStyle w:val="Heading2"/>
+      <w:suff w:val="nothing"/>
+      <w:lvlText w:val=""/>
+      <w:lvlJc w:val="start"/>
+      <w:pPr>
+        <w:tabs>
+          <w:tab w:val="num" w:pos="0"/>
+        </w:tabs>
+        <w:ind w:start="0" w:hanging="0"/>
+      </w:pPr>
+    </w:lvl>
+    <w:lvl w:ilvl="2">
       <w:start w:val="1"/>
       <w:numFmt w:val="none"/>
       <w:suff w:val="nothing"/>
@@ -1245,9 +1996,8 @@
         </w:tabs>
         <w:ind w:start="0" w:hanging="0"/>
       </w:pPr>
-      <w:rPr/>
-    </w:lvl>
-    <w:lvl w:ilvl="2">
+    </w:lvl>
+    <w:lvl w:ilvl="3">
       <w:start w:val="1"/>
       <w:numFmt w:val="none"/>
       <w:suff w:val="nothing"/>
@@ -1259,9 +2009,8 @@
         </w:tabs>
         <w:ind w:start="0" w:hanging="0"/>
       </w:pPr>
-      <w:rPr/>
-    </w:lvl>
-    <w:lvl w:ilvl="3">
+    </w:lvl>
+    <w:lvl w:ilvl="4">
       <w:start w:val="1"/>
       <w:numFmt w:val="none"/>
       <w:suff w:val="nothing"/>
@@ -1273,9 +2022,8 @@
         </w:tabs>
         <w:ind w:start="0" w:hanging="0"/>
       </w:pPr>
-      <w:rPr/>
-    </w:lvl>
-    <w:lvl w:ilvl="4">
+    </w:lvl>
+    <w:lvl w:ilvl="5">
       <w:start w:val="1"/>
       <w:numFmt w:val="none"/>
       <w:suff w:val="nothing"/>
@@ -1287,9 +2035,8 @@
         </w:tabs>
         <w:ind w:start="0" w:hanging="0"/>
       </w:pPr>
-      <w:rPr/>
-    </w:lvl>
-    <w:lvl w:ilvl="5">
+    </w:lvl>
+    <w:lvl w:ilvl="6">
       <w:start w:val="1"/>
       <w:numFmt w:val="none"/>
       <w:suff w:val="nothing"/>
@@ -1301,9 +2048,8 @@
         </w:tabs>
         <w:ind w:start="0" w:hanging="0"/>
       </w:pPr>
-      <w:rPr/>
-    </w:lvl>
-    <w:lvl w:ilvl="6">
+    </w:lvl>
+    <w:lvl w:ilvl="7">
       <w:start w:val="1"/>
       <w:numFmt w:val="none"/>
       <w:suff w:val="nothing"/>
@@ -1315,9 +2061,8 @@
         </w:tabs>
         <w:ind w:start="0" w:hanging="0"/>
       </w:pPr>
-      <w:rPr/>
-    </w:lvl>
-    <w:lvl w:ilvl="7">
+    </w:lvl>
+    <w:lvl w:ilvl="8">
       <w:start w:val="1"/>
       <w:numFmt w:val="none"/>
       <w:suff w:val="nothing"/>
@@ -1329,9 +2074,10 @@
         </w:tabs>
         <w:ind w:start="0" w:hanging="0"/>
       </w:pPr>
-      <w:rPr/>
-    </w:lvl>
-    <w:lvl w:ilvl="8">
+    </w:lvl>
+  </w:abstractNum>
+  <w:abstractNum w:abstractNumId="2">
+    <w:lvl w:ilvl="0">
       <w:start w:val="1"/>
       <w:numFmt w:val="none"/>
       <w:suff w:val="nothing"/>
@@ -1345,261 +2091,665 @@
       </w:pPr>
       <w:rPr/>
     </w:lvl>
-  </w:abstractNum>
-  <w:abstractNum w:abstractNumId="2">
-    <w:lvl w:ilvl="0">
-      <w:start w:val="1"/>
-      <w:numFmt w:val="bullet"/>
-      <w:lvlText w:val=""/>
-      <w:lvlJc w:val="start"/>
-      <w:pPr>
-        <w:tabs>
-          <w:tab w:val="num" w:pos="720"/>
-        </w:tabs>
-        <w:ind w:start="720" w:hanging="360"/>
-      </w:pPr>
-      <w:rPr>
-        <w:rFonts w:ascii="Symbol" w:hAnsi="Symbol" w:cs="Symbol" w:hint="default"/>
-      </w:rPr>
-    </w:lvl>
     <w:lvl w:ilvl="1">
       <w:start w:val="1"/>
-      <w:numFmt w:val="bullet"/>
-      <w:lvlText w:val="◦"/>
-      <w:lvlJc w:val="start"/>
-      <w:pPr>
-        <w:tabs>
-          <w:tab w:val="num" w:pos="1080"/>
-        </w:tabs>
-        <w:ind w:start="1080" w:hanging="360"/>
-      </w:pPr>
-      <w:rPr>
-        <w:rFonts w:ascii="OpenSymbol" w:hAnsi="OpenSymbol" w:cs="OpenSymbol" w:hint="default"/>
-      </w:rPr>
+      <w:numFmt w:val="none"/>
+      <w:suff w:val="nothing"/>
+      <w:lvlText w:val=""/>
+      <w:lvlJc w:val="start"/>
+      <w:pPr>
+        <w:tabs>
+          <w:tab w:val="num" w:pos="0"/>
+        </w:tabs>
+        <w:ind w:start="0" w:hanging="0"/>
+      </w:pPr>
+      <w:rPr/>
     </w:lvl>
     <w:lvl w:ilvl="2">
       <w:start w:val="1"/>
-      <w:numFmt w:val="bullet"/>
-      <w:lvlText w:val="▪"/>
-      <w:lvlJc w:val="start"/>
-      <w:pPr>
-        <w:tabs>
-          <w:tab w:val="num" w:pos="1440"/>
-        </w:tabs>
-        <w:ind w:start="1440" w:hanging="360"/>
-      </w:pPr>
-      <w:rPr>
-        <w:rFonts w:ascii="OpenSymbol" w:hAnsi="OpenSymbol" w:cs="OpenSymbol" w:hint="default"/>
-      </w:rPr>
+      <w:numFmt w:val="none"/>
+      <w:suff w:val="nothing"/>
+      <w:lvlText w:val=""/>
+      <w:lvlJc w:val="start"/>
+      <w:pPr>
+        <w:tabs>
+          <w:tab w:val="num" w:pos="0"/>
+        </w:tabs>
+        <w:ind w:start="0" w:hanging="0"/>
+      </w:pPr>
+      <w:rPr/>
     </w:lvl>
     <w:lvl w:ilvl="3">
       <w:start w:val="1"/>
-      <w:numFmt w:val="bullet"/>
-      <w:lvlText w:val=""/>
-      <w:lvlJc w:val="start"/>
-      <w:pPr>
-        <w:tabs>
-          <w:tab w:val="num" w:pos="1800"/>
-        </w:tabs>
-        <w:ind w:start="1800" w:hanging="360"/>
-      </w:pPr>
-      <w:rPr>
-        <w:rFonts w:ascii="Symbol" w:hAnsi="Symbol" w:cs="Symbol" w:hint="default"/>
-      </w:rPr>
+      <w:numFmt w:val="none"/>
+      <w:suff w:val="nothing"/>
+      <w:lvlText w:val=""/>
+      <w:lvlJc w:val="start"/>
+      <w:pPr>
+        <w:tabs>
+          <w:tab w:val="num" w:pos="0"/>
+        </w:tabs>
+        <w:ind w:start="0" w:hanging="0"/>
+      </w:pPr>
+      <w:rPr/>
     </w:lvl>
     <w:lvl w:ilvl="4">
       <w:start w:val="1"/>
-      <w:numFmt w:val="bullet"/>
-      <w:lvlText w:val="◦"/>
-      <w:lvlJc w:val="start"/>
-      <w:pPr>
-        <w:tabs>
-          <w:tab w:val="num" w:pos="2160"/>
-        </w:tabs>
-        <w:ind w:start="2160" w:hanging="360"/>
-      </w:pPr>
-      <w:rPr>
-        <w:rFonts w:ascii="OpenSymbol" w:hAnsi="OpenSymbol" w:cs="OpenSymbol" w:hint="default"/>
-      </w:rPr>
+      <w:numFmt w:val="none"/>
+      <w:suff w:val="nothing"/>
+      <w:lvlText w:val=""/>
+      <w:lvlJc w:val="start"/>
+      <w:pPr>
+        <w:tabs>
+          <w:tab w:val="num" w:pos="0"/>
+        </w:tabs>
+        <w:ind w:start="0" w:hanging="0"/>
+      </w:pPr>
+      <w:rPr/>
     </w:lvl>
     <w:lvl w:ilvl="5">
       <w:start w:val="1"/>
-      <w:numFmt w:val="bullet"/>
-      <w:lvlText w:val="▪"/>
-      <w:lvlJc w:val="start"/>
-      <w:pPr>
-        <w:tabs>
-          <w:tab w:val="num" w:pos="2520"/>
-        </w:tabs>
-        <w:ind w:start="2520" w:hanging="360"/>
-      </w:pPr>
-      <w:rPr>
-        <w:rFonts w:ascii="OpenSymbol" w:hAnsi="OpenSymbol" w:cs="OpenSymbol" w:hint="default"/>
-      </w:rPr>
+      <w:numFmt w:val="none"/>
+      <w:suff w:val="nothing"/>
+      <w:lvlText w:val=""/>
+      <w:lvlJc w:val="start"/>
+      <w:pPr>
+        <w:tabs>
+          <w:tab w:val="num" w:pos="0"/>
+        </w:tabs>
+        <w:ind w:start="0" w:hanging="0"/>
+      </w:pPr>
+      <w:rPr/>
     </w:lvl>
     <w:lvl w:ilvl="6">
       <w:start w:val="1"/>
-      <w:numFmt w:val="bullet"/>
-      <w:lvlText w:val=""/>
-      <w:lvlJc w:val="start"/>
-      <w:pPr>
-        <w:tabs>
-          <w:tab w:val="num" w:pos="2880"/>
-        </w:tabs>
-        <w:ind w:start="2880" w:hanging="360"/>
-      </w:pPr>
-      <w:rPr>
-        <w:rFonts w:ascii="Symbol" w:hAnsi="Symbol" w:cs="Symbol" w:hint="default"/>
-      </w:rPr>
+      <w:numFmt w:val="none"/>
+      <w:suff w:val="nothing"/>
+      <w:lvlText w:val=""/>
+      <w:lvlJc w:val="start"/>
+      <w:pPr>
+        <w:tabs>
+          <w:tab w:val="num" w:pos="0"/>
+        </w:tabs>
+        <w:ind w:start="0" w:hanging="0"/>
+      </w:pPr>
+      <w:rPr/>
     </w:lvl>
     <w:lvl w:ilvl="7">
       <w:start w:val="1"/>
-      <w:numFmt w:val="bullet"/>
-      <w:lvlText w:val="◦"/>
-      <w:lvlJc w:val="start"/>
-      <w:pPr>
-        <w:tabs>
-          <w:tab w:val="num" w:pos="3240"/>
-        </w:tabs>
-        <w:ind w:start="3240" w:hanging="360"/>
-      </w:pPr>
-      <w:rPr>
-        <w:rFonts w:ascii="OpenSymbol" w:hAnsi="OpenSymbol" w:cs="OpenSymbol" w:hint="default"/>
-      </w:rPr>
+      <w:numFmt w:val="none"/>
+      <w:suff w:val="nothing"/>
+      <w:lvlText w:val=""/>
+      <w:lvlJc w:val="start"/>
+      <w:pPr>
+        <w:tabs>
+          <w:tab w:val="num" w:pos="0"/>
+        </w:tabs>
+        <w:ind w:start="0" w:hanging="0"/>
+      </w:pPr>
+      <w:rPr/>
     </w:lvl>
     <w:lvl w:ilvl="8">
       <w:start w:val="1"/>
-      <w:numFmt w:val="bullet"/>
-      <w:lvlText w:val="▪"/>
-      <w:lvlJc w:val="start"/>
-      <w:pPr>
-        <w:tabs>
-          <w:tab w:val="num" w:pos="3600"/>
-        </w:tabs>
-        <w:ind w:start="3600" w:hanging="360"/>
-      </w:pPr>
-      <w:rPr>
-        <w:rFonts w:ascii="OpenSymbol" w:hAnsi="OpenSymbol" w:cs="OpenSymbol" w:hint="default"/>
-      </w:rPr>
+      <w:numFmt w:val="none"/>
+      <w:suff w:val="nothing"/>
+      <w:lvlText w:val=""/>
+      <w:lvlJc w:val="start"/>
+      <w:pPr>
+        <w:tabs>
+          <w:tab w:val="num" w:pos="0"/>
+        </w:tabs>
+        <w:ind w:start="0" w:hanging="0"/>
+      </w:pPr>
+      <w:rPr/>
     </w:lvl>
   </w:abstractNum>
   <w:abstractNum w:abstractNumId="3">
     <w:lvl w:ilvl="0">
       <w:start w:val="1"/>
-      <w:numFmt w:val="none"/>
-      <w:suff w:val="nothing"/>
-      <w:lvlText w:val=""/>
-      <w:lvlJc w:val="start"/>
-      <w:pPr>
-        <w:tabs>
-          <w:tab w:val="num" w:pos="0"/>
-        </w:tabs>
-        <w:ind w:start="0" w:hanging="0"/>
-      </w:pPr>
+      <w:numFmt w:val="bullet"/>
+      <w:lvlText w:val=""/>
+      <w:lvlJc w:val="start"/>
+      <w:pPr>
+        <w:tabs>
+          <w:tab w:val="num" w:pos="720"/>
+        </w:tabs>
+        <w:ind w:start="720" w:hanging="360"/>
+      </w:pPr>
+      <w:rPr>
+        <w:rFonts w:ascii="Symbol" w:hAnsi="Symbol" w:cs="Symbol" w:hint="default"/>
+      </w:rPr>
     </w:lvl>
     <w:lvl w:ilvl="1">
       <w:start w:val="1"/>
-      <w:numFmt w:val="none"/>
-      <w:suff w:val="nothing"/>
-      <w:lvlText w:val=""/>
-      <w:lvlJc w:val="start"/>
-      <w:pPr>
-        <w:tabs>
-          <w:tab w:val="num" w:pos="0"/>
-        </w:tabs>
-        <w:ind w:start="0" w:hanging="0"/>
-      </w:pPr>
+      <w:numFmt w:val="bullet"/>
+      <w:lvlText w:val="◦"/>
+      <w:lvlJc w:val="start"/>
+      <w:pPr>
+        <w:tabs>
+          <w:tab w:val="num" w:pos="1080"/>
+        </w:tabs>
+        <w:ind w:start="1080" w:hanging="360"/>
+      </w:pPr>
+      <w:rPr>
+        <w:rFonts w:ascii="OpenSymbol" w:hAnsi="OpenSymbol" w:cs="OpenSymbol" w:hint="default"/>
+      </w:rPr>
     </w:lvl>
     <w:lvl w:ilvl="2">
       <w:start w:val="1"/>
-      <w:numFmt w:val="none"/>
-      <w:suff w:val="nothing"/>
-      <w:lvlText w:val=""/>
-      <w:lvlJc w:val="start"/>
-      <w:pPr>
-        <w:tabs>
-          <w:tab w:val="num" w:pos="0"/>
-        </w:tabs>
-        <w:ind w:start="0" w:hanging="0"/>
-      </w:pPr>
+      <w:numFmt w:val="bullet"/>
+      <w:lvlText w:val="▪"/>
+      <w:lvlJc w:val="start"/>
+      <w:pPr>
+        <w:tabs>
+          <w:tab w:val="num" w:pos="1440"/>
+        </w:tabs>
+        <w:ind w:start="1440" w:hanging="360"/>
+      </w:pPr>
+      <w:rPr>
+        <w:rFonts w:ascii="OpenSymbol" w:hAnsi="OpenSymbol" w:cs="OpenSymbol" w:hint="default"/>
+      </w:rPr>
     </w:lvl>
     <w:lvl w:ilvl="3">
       <w:start w:val="1"/>
-      <w:numFmt w:val="none"/>
-      <w:suff w:val="nothing"/>
-      <w:lvlText w:val=""/>
-      <w:lvlJc w:val="start"/>
-      <w:pPr>
-        <w:tabs>
-          <w:tab w:val="num" w:pos="0"/>
-        </w:tabs>
-        <w:ind w:start="0" w:hanging="0"/>
-      </w:pPr>
+      <w:numFmt w:val="bullet"/>
+      <w:lvlText w:val=""/>
+      <w:lvlJc w:val="start"/>
+      <w:pPr>
+        <w:tabs>
+          <w:tab w:val="num" w:pos="1800"/>
+        </w:tabs>
+        <w:ind w:start="1800" w:hanging="360"/>
+      </w:pPr>
+      <w:rPr>
+        <w:rFonts w:ascii="Symbol" w:hAnsi="Symbol" w:cs="Symbol" w:hint="default"/>
+      </w:rPr>
     </w:lvl>
     <w:lvl w:ilvl="4">
       <w:start w:val="1"/>
-      <w:numFmt w:val="none"/>
-      <w:suff w:val="nothing"/>
-      <w:lvlText w:val=""/>
-      <w:lvlJc w:val="start"/>
-      <w:pPr>
-        <w:tabs>
-          <w:tab w:val="num" w:pos="0"/>
-        </w:tabs>
-        <w:ind w:start="0" w:hanging="0"/>
-      </w:pPr>
+      <w:numFmt w:val="bullet"/>
+      <w:lvlText w:val="◦"/>
+      <w:lvlJc w:val="start"/>
+      <w:pPr>
+        <w:tabs>
+          <w:tab w:val="num" w:pos="2160"/>
+        </w:tabs>
+        <w:ind w:start="2160" w:hanging="360"/>
+      </w:pPr>
+      <w:rPr>
+        <w:rFonts w:ascii="OpenSymbol" w:hAnsi="OpenSymbol" w:cs="OpenSymbol" w:hint="default"/>
+      </w:rPr>
     </w:lvl>
     <w:lvl w:ilvl="5">
       <w:start w:val="1"/>
-      <w:numFmt w:val="none"/>
-      <w:suff w:val="nothing"/>
-      <w:lvlText w:val=""/>
-      <w:lvlJc w:val="start"/>
-      <w:pPr>
-        <w:tabs>
-          <w:tab w:val="num" w:pos="0"/>
-        </w:tabs>
-        <w:ind w:start="0" w:hanging="0"/>
-      </w:pPr>
+      <w:numFmt w:val="bullet"/>
+      <w:lvlText w:val="▪"/>
+      <w:lvlJc w:val="start"/>
+      <w:pPr>
+        <w:tabs>
+          <w:tab w:val="num" w:pos="2520"/>
+        </w:tabs>
+        <w:ind w:start="2520" w:hanging="360"/>
+      </w:pPr>
+      <w:rPr>
+        <w:rFonts w:ascii="OpenSymbol" w:hAnsi="OpenSymbol" w:cs="OpenSymbol" w:hint="default"/>
+      </w:rPr>
     </w:lvl>
     <w:lvl w:ilvl="6">
       <w:start w:val="1"/>
-      <w:numFmt w:val="none"/>
-      <w:suff w:val="nothing"/>
-      <w:lvlText w:val=""/>
-      <w:lvlJc w:val="start"/>
-      <w:pPr>
-        <w:tabs>
-          <w:tab w:val="num" w:pos="0"/>
-        </w:tabs>
-        <w:ind w:start="0" w:hanging="0"/>
-      </w:pPr>
+      <w:numFmt w:val="bullet"/>
+      <w:lvlText w:val=""/>
+      <w:lvlJc w:val="start"/>
+      <w:pPr>
+        <w:tabs>
+          <w:tab w:val="num" w:pos="2880"/>
+        </w:tabs>
+        <w:ind w:start="2880" w:hanging="360"/>
+      </w:pPr>
+      <w:rPr>
+        <w:rFonts w:ascii="Symbol" w:hAnsi="Symbol" w:cs="Symbol" w:hint="default"/>
+      </w:rPr>
     </w:lvl>
     <w:lvl w:ilvl="7">
       <w:start w:val="1"/>
-      <w:numFmt w:val="none"/>
-      <w:suff w:val="nothing"/>
-      <w:lvlText w:val=""/>
-      <w:lvlJc w:val="start"/>
-      <w:pPr>
-        <w:tabs>
-          <w:tab w:val="num" w:pos="0"/>
-        </w:tabs>
-        <w:ind w:start="0" w:hanging="0"/>
-      </w:pPr>
+      <w:numFmt w:val="bullet"/>
+      <w:lvlText w:val="◦"/>
+      <w:lvlJc w:val="start"/>
+      <w:pPr>
+        <w:tabs>
+          <w:tab w:val="num" w:pos="3240"/>
+        </w:tabs>
+        <w:ind w:start="3240" w:hanging="360"/>
+      </w:pPr>
+      <w:rPr>
+        <w:rFonts w:ascii="OpenSymbol" w:hAnsi="OpenSymbol" w:cs="OpenSymbol" w:hint="default"/>
+      </w:rPr>
     </w:lvl>
     <w:lvl w:ilvl="8">
       <w:start w:val="1"/>
-      <w:numFmt w:val="none"/>
-      <w:suff w:val="nothing"/>
-      <w:lvlText w:val=""/>
-      <w:lvlJc w:val="start"/>
-      <w:pPr>
-        <w:tabs>
-          <w:tab w:val="num" w:pos="0"/>
-        </w:tabs>
-        <w:ind w:start="0" w:hanging="0"/>
-      </w:pPr>
+      <w:numFmt w:val="bullet"/>
+      <w:lvlText w:val="▪"/>
+      <w:lvlJc w:val="start"/>
+      <w:pPr>
+        <w:tabs>
+          <w:tab w:val="num" w:pos="3600"/>
+        </w:tabs>
+        <w:ind w:start="3600" w:hanging="360"/>
+      </w:pPr>
+      <w:rPr>
+        <w:rFonts w:ascii="OpenSymbol" w:hAnsi="OpenSymbol" w:cs="OpenSymbol" w:hint="default"/>
+      </w:rPr>
+    </w:lvl>
+  </w:abstractNum>
+  <w:abstractNum w:abstractNumId="4">
+    <w:lvl w:ilvl="0">
+      <w:start w:val="1"/>
+      <w:numFmt w:val="bullet"/>
+      <w:lvlText w:val=""/>
+      <w:lvlJc w:val="start"/>
+      <w:pPr>
+        <w:tabs>
+          <w:tab w:val="num" w:pos="720"/>
+        </w:tabs>
+        <w:ind w:start="720" w:hanging="360"/>
+      </w:pPr>
+      <w:rPr>
+        <w:rFonts w:ascii="Symbol" w:hAnsi="Symbol" w:cs="Symbol" w:hint="default"/>
+      </w:rPr>
+    </w:lvl>
+    <w:lvl w:ilvl="1">
+      <w:start w:val="1"/>
+      <w:numFmt w:val="bullet"/>
+      <w:lvlText w:val="◦"/>
+      <w:lvlJc w:val="start"/>
+      <w:pPr>
+        <w:tabs>
+          <w:tab w:val="num" w:pos="1080"/>
+        </w:tabs>
+        <w:ind w:start="1080" w:hanging="360"/>
+      </w:pPr>
+      <w:rPr>
+        <w:rFonts w:ascii="OpenSymbol" w:hAnsi="OpenSymbol" w:cs="OpenSymbol" w:hint="default"/>
+      </w:rPr>
+    </w:lvl>
+    <w:lvl w:ilvl="2">
+      <w:start w:val="1"/>
+      <w:numFmt w:val="bullet"/>
+      <w:lvlText w:val="▪"/>
+      <w:lvlJc w:val="start"/>
+      <w:pPr>
+        <w:tabs>
+          <w:tab w:val="num" w:pos="1440"/>
+        </w:tabs>
+        <w:ind w:start="1440" w:hanging="360"/>
+      </w:pPr>
+      <w:rPr>
+        <w:rFonts w:ascii="OpenSymbol" w:hAnsi="OpenSymbol" w:cs="OpenSymbol" w:hint="default"/>
+      </w:rPr>
+    </w:lvl>
+    <w:lvl w:ilvl="3">
+      <w:start w:val="1"/>
+      <w:numFmt w:val="bullet"/>
+      <w:lvlText w:val=""/>
+      <w:lvlJc w:val="start"/>
+      <w:pPr>
+        <w:tabs>
+          <w:tab w:val="num" w:pos="1800"/>
+        </w:tabs>
+        <w:ind w:start="1800" w:hanging="360"/>
+      </w:pPr>
+      <w:rPr>
+        <w:rFonts w:ascii="Symbol" w:hAnsi="Symbol" w:cs="Symbol" w:hint="default"/>
+      </w:rPr>
+    </w:lvl>
+    <w:lvl w:ilvl="4">
+      <w:start w:val="1"/>
+      <w:numFmt w:val="bullet"/>
+      <w:lvlText w:val="◦"/>
+      <w:lvlJc w:val="start"/>
+      <w:pPr>
+        <w:tabs>
+          <w:tab w:val="num" w:pos="2160"/>
+        </w:tabs>
+        <w:ind w:start="2160" w:hanging="360"/>
+      </w:pPr>
+      <w:rPr>
+        <w:rFonts w:ascii="OpenSymbol" w:hAnsi="OpenSymbol" w:cs="OpenSymbol" w:hint="default"/>
+      </w:rPr>
+    </w:lvl>
+    <w:lvl w:ilvl="5">
+      <w:start w:val="1"/>
+      <w:numFmt w:val="bullet"/>
+      <w:lvlText w:val="▪"/>
+      <w:lvlJc w:val="start"/>
+      <w:pPr>
+        <w:tabs>
+          <w:tab w:val="num" w:pos="2520"/>
+        </w:tabs>
+        <w:ind w:start="2520" w:hanging="360"/>
+      </w:pPr>
+      <w:rPr>
+        <w:rFonts w:ascii="OpenSymbol" w:hAnsi="OpenSymbol" w:cs="OpenSymbol" w:hint="default"/>
+      </w:rPr>
+    </w:lvl>
+    <w:lvl w:ilvl="6">
+      <w:start w:val="1"/>
+      <w:numFmt w:val="bullet"/>
+      <w:lvlText w:val=""/>
+      <w:lvlJc w:val="start"/>
+      <w:pPr>
+        <w:tabs>
+          <w:tab w:val="num" w:pos="2880"/>
+        </w:tabs>
+        <w:ind w:start="2880" w:hanging="360"/>
+      </w:pPr>
+      <w:rPr>
+        <w:rFonts w:ascii="Symbol" w:hAnsi="Symbol" w:cs="Symbol" w:hint="default"/>
+      </w:rPr>
+    </w:lvl>
+    <w:lvl w:ilvl="7">
+      <w:start w:val="1"/>
+      <w:numFmt w:val="bullet"/>
+      <w:lvlText w:val="◦"/>
+      <w:lvlJc w:val="start"/>
+      <w:pPr>
+        <w:tabs>
+          <w:tab w:val="num" w:pos="3240"/>
+        </w:tabs>
+        <w:ind w:start="3240" w:hanging="360"/>
+      </w:pPr>
+      <w:rPr>
+        <w:rFonts w:ascii="OpenSymbol" w:hAnsi="OpenSymbol" w:cs="OpenSymbol" w:hint="default"/>
+      </w:rPr>
+    </w:lvl>
+    <w:lvl w:ilvl="8">
+      <w:start w:val="1"/>
+      <w:numFmt w:val="bullet"/>
+      <w:lvlText w:val="▪"/>
+      <w:lvlJc w:val="start"/>
+      <w:pPr>
+        <w:tabs>
+          <w:tab w:val="num" w:pos="3600"/>
+        </w:tabs>
+        <w:ind w:start="3600" w:hanging="360"/>
+      </w:pPr>
+      <w:rPr>
+        <w:rFonts w:ascii="OpenSymbol" w:hAnsi="OpenSymbol" w:cs="OpenSymbol" w:hint="default"/>
+      </w:rPr>
+    </w:lvl>
+  </w:abstractNum>
+  <w:abstractNum w:abstractNumId="5">
+    <w:lvl w:ilvl="0">
+      <w:start w:val="1"/>
+      <w:numFmt w:val="bullet"/>
+      <w:lvlText w:val=""/>
+      <w:lvlJc w:val="start"/>
+      <w:pPr>
+        <w:tabs>
+          <w:tab w:val="num" w:pos="720"/>
+        </w:tabs>
+        <w:ind w:start="720" w:hanging="360"/>
+      </w:pPr>
+      <w:rPr>
+        <w:rFonts w:ascii="Symbol" w:hAnsi="Symbol" w:cs="Symbol" w:hint="default"/>
+      </w:rPr>
+    </w:lvl>
+    <w:lvl w:ilvl="1">
+      <w:start w:val="1"/>
+      <w:numFmt w:val="bullet"/>
+      <w:lvlText w:val="◦"/>
+      <w:lvlJc w:val="start"/>
+      <w:pPr>
+        <w:tabs>
+          <w:tab w:val="num" w:pos="1080"/>
+        </w:tabs>
+        <w:ind w:start="1080" w:hanging="360"/>
+      </w:pPr>
+      <w:rPr>
+        <w:rFonts w:ascii="OpenSymbol" w:hAnsi="OpenSymbol" w:cs="OpenSymbol" w:hint="default"/>
+      </w:rPr>
+    </w:lvl>
+    <w:lvl w:ilvl="2">
+      <w:start w:val="1"/>
+      <w:numFmt w:val="bullet"/>
+      <w:lvlText w:val="▪"/>
+      <w:lvlJc w:val="start"/>
+      <w:pPr>
+        <w:tabs>
+          <w:tab w:val="num" w:pos="1440"/>
+        </w:tabs>
+        <w:ind w:start="1440" w:hanging="360"/>
+      </w:pPr>
+      <w:rPr>
+        <w:rFonts w:ascii="OpenSymbol" w:hAnsi="OpenSymbol" w:cs="OpenSymbol" w:hint="default"/>
+      </w:rPr>
+    </w:lvl>
+    <w:lvl w:ilvl="3">
+      <w:start w:val="1"/>
+      <w:numFmt w:val="bullet"/>
+      <w:lvlText w:val=""/>
+      <w:lvlJc w:val="start"/>
+      <w:pPr>
+        <w:tabs>
+          <w:tab w:val="num" w:pos="1800"/>
+        </w:tabs>
+        <w:ind w:start="1800" w:hanging="360"/>
+      </w:pPr>
+      <w:rPr>
+        <w:rFonts w:ascii="Symbol" w:hAnsi="Symbol" w:cs="Symbol" w:hint="default"/>
+      </w:rPr>
+    </w:lvl>
+    <w:lvl w:ilvl="4">
+      <w:start w:val="1"/>
+      <w:numFmt w:val="bullet"/>
+      <w:lvlText w:val="◦"/>
+      <w:lvlJc w:val="start"/>
+      <w:pPr>
+        <w:tabs>
+          <w:tab w:val="num" w:pos="2160"/>
+        </w:tabs>
+        <w:ind w:start="2160" w:hanging="360"/>
+      </w:pPr>
+      <w:rPr>
+        <w:rFonts w:ascii="OpenSymbol" w:hAnsi="OpenSymbol" w:cs="OpenSymbol" w:hint="default"/>
+      </w:rPr>
+    </w:lvl>
+    <w:lvl w:ilvl="5">
+      <w:start w:val="1"/>
+      <w:numFmt w:val="bullet"/>
+      <w:lvlText w:val="▪"/>
+      <w:lvlJc w:val="start"/>
+      <w:pPr>
+        <w:tabs>
+          <w:tab w:val="num" w:pos="2520"/>
+        </w:tabs>
+        <w:ind w:start="2520" w:hanging="360"/>
+      </w:pPr>
+      <w:rPr>
+        <w:rFonts w:ascii="OpenSymbol" w:hAnsi="OpenSymbol" w:cs="OpenSymbol" w:hint="default"/>
+      </w:rPr>
+    </w:lvl>
+    <w:lvl w:ilvl="6">
+      <w:start w:val="1"/>
+      <w:numFmt w:val="bullet"/>
+      <w:lvlText w:val=""/>
+      <w:lvlJc w:val="start"/>
+      <w:pPr>
+        <w:tabs>
+          <w:tab w:val="num" w:pos="2880"/>
+        </w:tabs>
+        <w:ind w:start="2880" w:hanging="360"/>
+      </w:pPr>
+      <w:rPr>
+        <w:rFonts w:ascii="Symbol" w:hAnsi="Symbol" w:cs="Symbol" w:hint="default"/>
+      </w:rPr>
+    </w:lvl>
+    <w:lvl w:ilvl="7">
+      <w:start w:val="1"/>
+      <w:numFmt w:val="bullet"/>
+      <w:lvlText w:val="◦"/>
+      <w:lvlJc w:val="start"/>
+      <w:pPr>
+        <w:tabs>
+          <w:tab w:val="num" w:pos="3240"/>
+        </w:tabs>
+        <w:ind w:start="3240" w:hanging="360"/>
+      </w:pPr>
+      <w:rPr>
+        <w:rFonts w:ascii="OpenSymbol" w:hAnsi="OpenSymbol" w:cs="OpenSymbol" w:hint="default"/>
+      </w:rPr>
+    </w:lvl>
+    <w:lvl w:ilvl="8">
+      <w:start w:val="1"/>
+      <w:numFmt w:val="bullet"/>
+      <w:lvlText w:val="▪"/>
+      <w:lvlJc w:val="start"/>
+      <w:pPr>
+        <w:tabs>
+          <w:tab w:val="num" w:pos="3600"/>
+        </w:tabs>
+        <w:ind w:start="3600" w:hanging="360"/>
+      </w:pPr>
+      <w:rPr>
+        <w:rFonts w:ascii="OpenSymbol" w:hAnsi="OpenSymbol" w:cs="OpenSymbol" w:hint="default"/>
+      </w:rPr>
+    </w:lvl>
+  </w:abstractNum>
+  <w:abstractNum w:abstractNumId="6">
+    <w:lvl w:ilvl="0">
+      <w:start w:val="1"/>
+      <w:numFmt w:val="bullet"/>
+      <w:lvlText w:val=""/>
+      <w:lvlJc w:val="start"/>
+      <w:pPr>
+        <w:tabs>
+          <w:tab w:val="num" w:pos="720"/>
+        </w:tabs>
+        <w:ind w:start="720" w:hanging="360"/>
+      </w:pPr>
+      <w:rPr>
+        <w:rFonts w:ascii="Symbol" w:hAnsi="Symbol" w:cs="Symbol" w:hint="default"/>
+      </w:rPr>
+    </w:lvl>
+    <w:lvl w:ilvl="1">
+      <w:start w:val="1"/>
+      <w:numFmt w:val="bullet"/>
+      <w:lvlText w:val="◦"/>
+      <w:lvlJc w:val="start"/>
+      <w:pPr>
+        <w:tabs>
+          <w:tab w:val="num" w:pos="1080"/>
+        </w:tabs>
+        <w:ind w:start="1080" w:hanging="360"/>
+      </w:pPr>
+      <w:rPr>
+        <w:rFonts w:ascii="OpenSymbol" w:hAnsi="OpenSymbol" w:cs="OpenSymbol" w:hint="default"/>
+      </w:rPr>
+    </w:lvl>
+    <w:lvl w:ilvl="2">
+      <w:start w:val="1"/>
+      <w:numFmt w:val="bullet"/>
+      <w:lvlText w:val="▪"/>
+      <w:lvlJc w:val="start"/>
+      <w:pPr>
+        <w:tabs>
+          <w:tab w:val="num" w:pos="1440"/>
+        </w:tabs>
+        <w:ind w:start="1440" w:hanging="360"/>
+      </w:pPr>
+      <w:rPr>
+        <w:rFonts w:ascii="OpenSymbol" w:hAnsi="OpenSymbol" w:cs="OpenSymbol" w:hint="default"/>
+      </w:rPr>
+    </w:lvl>
+    <w:lvl w:ilvl="3">
+      <w:start w:val="1"/>
+      <w:numFmt w:val="bullet"/>
+      <w:lvlText w:val=""/>
+      <w:lvlJc w:val="start"/>
+      <w:pPr>
+        <w:tabs>
+          <w:tab w:val="num" w:pos="1800"/>
+        </w:tabs>
+        <w:ind w:start="1800" w:hanging="360"/>
+      </w:pPr>
+      <w:rPr>
+        <w:rFonts w:ascii="Symbol" w:hAnsi="Symbol" w:cs="Symbol" w:hint="default"/>
+      </w:rPr>
+    </w:lvl>
+    <w:lvl w:ilvl="4">
+      <w:start w:val="1"/>
+      <w:numFmt w:val="bullet"/>
+      <w:lvlText w:val="◦"/>
+      <w:lvlJc w:val="start"/>
+      <w:pPr>
+        <w:tabs>
+          <w:tab w:val="num" w:pos="2160"/>
+        </w:tabs>
+        <w:ind w:start="2160" w:hanging="360"/>
+      </w:pPr>
+      <w:rPr>
+        <w:rFonts w:ascii="OpenSymbol" w:hAnsi="OpenSymbol" w:cs="OpenSymbol" w:hint="default"/>
+      </w:rPr>
+    </w:lvl>
+    <w:lvl w:ilvl="5">
+      <w:start w:val="1"/>
+      <w:numFmt w:val="bullet"/>
+      <w:lvlText w:val="▪"/>
+      <w:lvlJc w:val="start"/>
+      <w:pPr>
+        <w:tabs>
+          <w:tab w:val="num" w:pos="2520"/>
+        </w:tabs>
+        <w:ind w:start="2520" w:hanging="360"/>
+      </w:pPr>
+      <w:rPr>
+        <w:rFonts w:ascii="OpenSymbol" w:hAnsi="OpenSymbol" w:cs="OpenSymbol" w:hint="default"/>
+      </w:rPr>
+    </w:lvl>
+    <w:lvl w:ilvl="6">
+      <w:start w:val="1"/>
+      <w:numFmt w:val="bullet"/>
+      <w:lvlText w:val=""/>
+      <w:lvlJc w:val="start"/>
+      <w:pPr>
+        <w:tabs>
+          <w:tab w:val="num" w:pos="2880"/>
+        </w:tabs>
+        <w:ind w:start="2880" w:hanging="360"/>
+      </w:pPr>
+      <w:rPr>
+        <w:rFonts w:ascii="Symbol" w:hAnsi="Symbol" w:cs="Symbol" w:hint="default"/>
+      </w:rPr>
+    </w:lvl>
+    <w:lvl w:ilvl="7">
+      <w:start w:val="1"/>
+      <w:numFmt w:val="bullet"/>
+      <w:lvlText w:val="◦"/>
+      <w:lvlJc w:val="start"/>
+      <w:pPr>
+        <w:tabs>
+          <w:tab w:val="num" w:pos="3240"/>
+        </w:tabs>
+        <w:ind w:start="3240" w:hanging="360"/>
+      </w:pPr>
+      <w:rPr>
+        <w:rFonts w:ascii="OpenSymbol" w:hAnsi="OpenSymbol" w:cs="OpenSymbol" w:hint="default"/>
+      </w:rPr>
+    </w:lvl>
+    <w:lvl w:ilvl="8">
+      <w:start w:val="1"/>
+      <w:numFmt w:val="bullet"/>
+      <w:lvlText w:val="▪"/>
+      <w:lvlJc w:val="start"/>
+      <w:pPr>
+        <w:tabs>
+          <w:tab w:val="num" w:pos="3600"/>
+        </w:tabs>
+        <w:ind w:start="3600" w:hanging="360"/>
+      </w:pPr>
+      <w:rPr>
+        <w:rFonts w:ascii="OpenSymbol" w:hAnsi="OpenSymbol" w:cs="OpenSymbol" w:hint="default"/>
+      </w:rPr>
     </w:lvl>
   </w:abstractNum>
   <w:num w:numId="1">
@@ -1610,6 +2760,15 @@
   </w:num>
   <w:num w:numId="3">
     <w:abstractNumId w:val="3"/>
+  </w:num>
+  <w:num w:numId="4">
+    <w:abstractNumId w:val="4"/>
+  </w:num>
+  <w:num w:numId="5">
+    <w:abstractNumId w:val="5"/>
+  </w:num>
+  <w:num w:numId="6">
+    <w:abstractNumId w:val="6"/>
   </w:num>
 </w:numbering>
 </file>
@@ -1653,13 +2812,13 @@
   </w:style>
   <w:style w:type="paragraph" w:styleId="Heading1">
     <w:name w:val="heading 1"/>
-    <w:basedOn w:val="Style15"/>
+    <w:basedOn w:val="Style14"/>
     <w:next w:val="BodyText"/>
     <w:qFormat/>
     <w:pPr>
       <w:numPr>
         <w:ilvl w:val="0"/>
-        <w:numId w:val="1"/>
+        <w:numId w:val="2"/>
       </w:numPr>
       <w:spacing w:before="240" w:after="120"/>
       <w:outlineLvl w:val="0"/>
@@ -1671,6 +2830,26 @@
       <w:szCs w:val="36"/>
     </w:rPr>
   </w:style>
+  <w:style w:type="paragraph" w:styleId="Heading2">
+    <w:name w:val="heading 2"/>
+    <w:basedOn w:val="Style14"/>
+    <w:next w:val="BodyText"/>
+    <w:qFormat/>
+    <w:pPr>
+      <w:numPr>
+        <w:ilvl w:val="1"/>
+        <w:numId w:val="1"/>
+      </w:numPr>
+      <w:spacing w:before="200" w:after="120"/>
+      <w:outlineLvl w:val="1"/>
+    </w:pPr>
+    <w:rPr>
+      <w:b/>
+      <w:bCs/>
+      <w:sz w:val="32"/>
+      <w:szCs w:val="32"/>
+    </w:rPr>
+  </w:style>
   <w:style w:type="character" w:styleId="Hyperlink">
     <w:name w:val="Hyperlink"/>
     <w:rPr>
@@ -1678,19 +2857,19 @@
       <w:u w:val="single"/>
     </w:rPr>
   </w:style>
-  <w:style w:type="character" w:styleId="Style13">
+  <w:style w:type="character" w:styleId="Style12">
     <w:name w:val="Ссылка указателя"/>
     <w:qFormat/>
     <w:rPr/>
   </w:style>
-  <w:style w:type="character" w:styleId="Style14">
+  <w:style w:type="character" w:styleId="Style13">
     <w:name w:val="Маркеры"/>
     <w:qFormat/>
     <w:rPr>
       <w:rFonts w:ascii="OpenSymbol" w:hAnsi="OpenSymbol" w:eastAsia="OpenSymbol" w:cs="OpenSymbol"/>
     </w:rPr>
   </w:style>
-  <w:style w:type="paragraph" w:styleId="Style15">
+  <w:style w:type="paragraph" w:styleId="Style14">
     <w:name w:val="Заголовок"/>
     <w:basedOn w:val="Normal"/>
     <w:next w:val="BodyText"/>
@@ -1737,7 +2916,7 @@
       <w:szCs w:val="24"/>
     </w:rPr>
   </w:style>
-  <w:style w:type="paragraph" w:styleId="Style16">
+  <w:style w:type="paragraph" w:styleId="Style15">
     <w:name w:val="Указатель"/>
     <w:basedOn w:val="Normal"/>
     <w:qFormat/>
@@ -1776,7 +2955,7 @@
   </w:style>
   <w:style w:type="paragraph" w:styleId="Title">
     <w:name w:val="Title"/>
-    <w:basedOn w:val="Style15"/>
+    <w:basedOn w:val="Style14"/>
     <w:next w:val="BodyText"/>
     <w:qFormat/>
     <w:pPr>
@@ -1791,7 +2970,7 @@
   </w:style>
   <w:style w:type="paragraph" w:styleId="Subtitle">
     <w:name w:val="Subtitle"/>
-    <w:basedOn w:val="Style15"/>
+    <w:basedOn w:val="Style14"/>
     <w:next w:val="BodyText"/>
     <w:qFormat/>
     <w:pPr>
@@ -1805,7 +2984,7 @@
   </w:style>
   <w:style w:type="paragraph" w:styleId="IndexHeading">
     <w:name w:val="index heading"/>
-    <w:basedOn w:val="Style15"/>
+    <w:basedOn w:val="Style14"/>
     <w:pPr>
       <w:suppressLineNumbers/>
       <w:ind w:hanging="0" w:start="0"/>
@@ -1834,7 +3013,7 @@
   </w:style>
   <w:style w:type="paragraph" w:styleId="TOC1">
     <w:name w:val="toc 1"/>
-    <w:basedOn w:val="Style16"/>
+    <w:basedOn w:val="Style15"/>
     <w:pPr>
       <w:tabs>
         <w:tab w:val="clear" w:pos="709"/>
@@ -1844,7 +3023,7 @@
     </w:pPr>
     <w:rPr/>
   </w:style>
-  <w:style w:type="paragraph" w:styleId="Style17">
+  <w:style w:type="paragraph" w:styleId="Style16">
     <w:name w:val="Содержимое таблицы"/>
     <w:basedOn w:val="Normal"/>
     <w:qFormat/>
